--- a/docs/operations/00-index.docx
+++ b/docs/operations/00-index.docx
@@ -34,9 +34,214 @@
         <w:t xml:space="preserve">Version 1.0 · 07 October 2026</w:t>
       </w:r>
     </w:p>
+    <w:tbl>
+      <w:tblPr>
+        <w:tblStyle w:val="Table"/>
+        <w:tblW w:type="pct" w:w="5000"/>
+        <w:tblLook w:firstRow="1" w:lastRow="0" w:firstColumn="0" w:lastColumn="0" w:noHBand="0" w:noVBand="0" w:val="0020"/>
+        <w:jc w:val="start"/>
+      </w:tblPr>
+      <w:tblGrid>
+        <w:gridCol w:w="1584"/>
+        <w:gridCol w:w="1584"/>
+        <w:gridCol w:w="1584"/>
+        <w:gridCol w:w="1584"/>
+        <w:gridCol w:w="1584"/>
+      </w:tblGrid>
+      <w:tr>
+        <w:trPr>
+          <w:tblHeader w:val="true"/>
+          <w:tblHeader w:val="true"/>
+        </w:trPr>
+        <w:tc>
+          <w:tcPr>
+            <w:shd w:val="clear" w:color="auto" w:fill="213368"/>
+          </w:tcPr>
+          <w:p>
+            <w:pPr>
+              <w:pStyle w:val="Compact"/>
+              <w:spacing w:before="20" w:after="20"/>
+              <w:jc w:val="left"/>
+            </w:pPr>
+            <w:r>
+              <w:rPr>
+                <w:b/>
+                <w:color w:val="FFFFFF"/>
+                <w:sz w:val="17"/>
+              </w:rPr>
+              <w:t xml:space="preserve">Document</w:t>
+            </w:r>
+          </w:p>
+        </w:tc>
+        <w:tc>
+          <w:tcPr>
+            <w:shd w:val="clear" w:color="auto" w:fill="213368"/>
+          </w:tcPr>
+          <w:p>
+            <w:pPr>
+              <w:pStyle w:val="Compact"/>
+              <w:spacing w:before="20" w:after="20"/>
+              <w:jc w:val="left"/>
+            </w:pPr>
+            <w:r>
+              <w:rPr>
+                <w:b/>
+                <w:color w:val="FFFFFF"/>
+                <w:sz w:val="17"/>
+              </w:rPr>
+              <w:t xml:space="preserve">Version</w:t>
+            </w:r>
+          </w:p>
+        </w:tc>
+        <w:tc>
+          <w:tcPr>
+            <w:shd w:val="clear" w:color="auto" w:fill="213368"/>
+          </w:tcPr>
+          <w:p>
+            <w:pPr>
+              <w:pStyle w:val="Compact"/>
+              <w:spacing w:before="20" w:after="20"/>
+              <w:jc w:val="left"/>
+            </w:pPr>
+            <w:r>
+              <w:rPr>
+                <w:b/>
+                <w:color w:val="FFFFFF"/>
+                <w:sz w:val="17"/>
+              </w:rPr>
+              <w:t xml:space="preserve">Date</w:t>
+            </w:r>
+          </w:p>
+        </w:tc>
+        <w:tc>
+          <w:tcPr>
+            <w:shd w:val="clear" w:color="auto" w:fill="213368"/>
+          </w:tcPr>
+          <w:p>
+            <w:pPr>
+              <w:pStyle w:val="Compact"/>
+              <w:spacing w:before="20" w:after="20"/>
+              <w:jc w:val="left"/>
+            </w:pPr>
+            <w:r>
+              <w:rPr>
+                <w:b/>
+                <w:color w:val="FFFFFF"/>
+                <w:sz w:val="17"/>
+              </w:rPr>
+              <w:t xml:space="preserve">Owner</w:t>
+            </w:r>
+          </w:p>
+        </w:tc>
+        <w:tc>
+          <w:tcPr>
+            <w:shd w:val="clear" w:color="auto" w:fill="213368"/>
+          </w:tcPr>
+          <w:p>
+            <w:pPr>
+              <w:pStyle w:val="Compact"/>
+              <w:spacing w:before="20" w:after="20"/>
+              <w:jc w:val="left"/>
+            </w:pPr>
+            <w:r>
+              <w:rPr>
+                <w:b/>
+                <w:color w:val="FFFFFF"/>
+                <w:sz w:val="17"/>
+              </w:rPr>
+              <w:t xml:space="preserve">Status</w:t>
+            </w:r>
+          </w:p>
+        </w:tc>
+      </w:tr>
+      <w:tr>
+        <w:tc>
+          <w:tcPr/>
+          <w:p>
+            <w:pPr>
+              <w:pStyle w:val="Compact"/>
+              <w:spacing w:before="20" w:after="20"/>
+              <w:jc w:val="left"/>
+            </w:pPr>
+            <w:r>
+              <w:rPr>
+                <w:sz w:val="17"/>
+              </w:rPr>
+              <w:t xml:space="preserve">Operations index</w:t>
+            </w:r>
+          </w:p>
+        </w:tc>
+        <w:tc>
+          <w:tcPr>
+            <w:noWrap/>
+          </w:tcPr>
+          <w:p>
+            <w:pPr>
+              <w:pStyle w:val="Compact"/>
+              <w:spacing w:before="20" w:after="20"/>
+              <w:jc w:val="left"/>
+            </w:pPr>
+            <w:r>
+              <w:rPr>
+                <w:sz w:val="17"/>
+              </w:rPr>
+              <w:t xml:space="preserve">1.0</w:t>
+            </w:r>
+          </w:p>
+        </w:tc>
+        <w:tc>
+          <w:tcPr/>
+          <w:p>
+            <w:pPr>
+              <w:pStyle w:val="Compact"/>
+              <w:spacing w:before="20" w:after="20"/>
+              <w:jc w:val="left"/>
+            </w:pPr>
+            <w:r>
+              <w:rPr>
+                <w:sz w:val="17"/>
+              </w:rPr>
+              <w:t xml:space="preserve">07 October 2026</w:t>
+            </w:r>
+          </w:p>
+        </w:tc>
+        <w:tc>
+          <w:tcPr/>
+          <w:p>
+            <w:pPr>
+              <w:pStyle w:val="Compact"/>
+              <w:spacing w:before="20" w:after="20"/>
+              <w:jc w:val="left"/>
+            </w:pPr>
+            <w:r>
+              <w:rPr>
+                <w:sz w:val="17"/>
+              </w:rPr>
+              <w:t xml:space="preserve">iorta TechNXT Delivery Lead</w:t>
+            </w:r>
+          </w:p>
+        </w:tc>
+        <w:tc>
+          <w:tcPr/>
+          <w:p>
+            <w:pPr>
+              <w:pStyle w:val="Compact"/>
+              <w:spacing w:before="20" w:after="20"/>
+              <w:jc w:val="left"/>
+            </w:pPr>
+            <w:r>
+              <w:rPr>
+                <w:sz w:val="17"/>
+              </w:rPr>
+              <w:t xml:space="preserve">Issued for submission</w:t>
+            </w:r>
+          </w:p>
+        </w:tc>
+      </w:tr>
+    </w:tbl>
     <w:p>
       <w:pPr>
-        <w:pStyle w:val="FirstParagraph"/>
+        <w:pStyle w:val="BodyText"/>
       </w:pPr>
       <w:r>
         <w:t xml:space="preserve">Operational documentation for running the TASCO Insurance × VETC motor insurance growth platform in production: support, monitoring, continuity, readiness, go-live and change.</w:t>
@@ -66,12 +271,14 @@
           <w:p>
             <w:pPr>
               <w:pStyle w:val="Compact"/>
+              <w:spacing w:before="20" w:after="20"/>
               <w:jc w:val="left"/>
             </w:pPr>
             <w:r>
               <w:rPr>
                 <w:b/>
                 <w:color w:val="FFFFFF"/>
+                <w:sz w:val="18"/>
               </w:rPr>
               <w:t xml:space="preserve">Document</w:t>
             </w:r>
@@ -84,12 +291,14 @@
           <w:p>
             <w:pPr>
               <w:pStyle w:val="Compact"/>
+              <w:spacing w:before="20" w:after="20"/>
               <w:jc w:val="left"/>
             </w:pPr>
             <w:r>
               <w:rPr>
                 <w:b/>
                 <w:color w:val="FFFFFF"/>
+                <w:sz w:val="18"/>
               </w:rPr>
               <w:t xml:space="preserve">Purpose</w:t>
             </w:r>
@@ -102,12 +311,14 @@
           <w:p>
             <w:pPr>
               <w:pStyle w:val="Compact"/>
+              <w:spacing w:before="20" w:after="20"/>
               <w:jc w:val="left"/>
             </w:pPr>
             <w:r>
               <w:rPr>
                 <w:b/>
                 <w:color w:val="FFFFFF"/>
+                <w:sz w:val="18"/>
               </w:rPr>
               <w:t xml:space="preserve">Primary audience</w:t>
             </w:r>
@@ -120,6 +331,7 @@
           <w:p>
             <w:pPr>
               <w:pStyle w:val="Compact"/>
+              <w:spacing w:before="20" w:after="20"/>
               <w:jc w:val="left"/>
             </w:pPr>
             <w:hyperlink r:id="rId20">
@@ -127,7 +339,7 @@
                 <w:rPr>
                   <w:rStyle w:val="Hyperlink"/>
                 </w:rPr>
-                <w:t xml:space="preserve">runbook-and-support-guide.md</w:t>
+                <w:t xml:space="preserve">Runbook and Support Guide</w:t>
               </w:r>
             </w:hyperlink>
           </w:p>
@@ -137,80 +349,125 @@
           <w:p>
             <w:pPr>
               <w:pStyle w:val="Compact"/>
-              <w:jc w:val="left"/>
-            </w:pPr>
-            <w:r>
+              <w:spacing w:before="20" w:after="20"/>
+              <w:jc w:val="left"/>
+            </w:pPr>
+            <w:r>
+              <w:rPr>
+                <w:sz w:val="18"/>
+              </w:rPr>
               <w:t xml:space="preserve">Support model (L1 service desk → L2 production support → L3 engineering → vendors), severity matrix and SLAs, on-call, log fields and queries, incident runbooks</w:t>
             </w:r>
             <w:r>
+              <w:rPr>
+                <w:sz w:val="18"/>
+              </w:rPr>
               <w:t xml:space="preserve"> </w:t>
             </w:r>
             <w:r>
               <w:rPr>
                 <w:bCs/>
                 <w:b/>
+                <w:sz w:val="18"/>
               </w:rPr>
               <w:t xml:space="preserve">RB-01 – RB-15</w:t>
             </w:r>
             <w:r>
-              <w:t xml:space="preserve"> </w:t>
-            </w:r>
-            <w:r>
-              <w:t xml:space="preserve">(DB/readiness, circuit breakers per integration, outbox backlog and dead letters, journey skips, audit chain, lockouts, rule rollback, payment-without-issuance, latency, memory, certificate verification, partner API), standard operating procedures</w:t>
-            </w:r>
-            <w:r>
+              <w:rPr>
+                <w:sz w:val="18"/>
+              </w:rPr>
+              <w:t xml:space="preserve"> </w:t>
+            </w:r>
+            <w:r>
+              <w:rPr>
+                <w:sz w:val="18"/>
+              </w:rPr>
+              <w:t xml:space="preserve">(DB/readiness, circuit breakers per integration, outbox backlog and dead letters, journey skips, audit chain, lockouts, rule rollback, payment without issuance, latency, memory, certificate verification, partner API), standard operating procedures</w:t>
+            </w:r>
+            <w:r>
+              <w:rPr>
+                <w:sz w:val="18"/>
+              </w:rPr>
               <w:t xml:space="preserve"> </w:t>
             </w:r>
             <w:r>
               <w:rPr>
                 <w:bCs/>
                 <w:b/>
+                <w:sz w:val="18"/>
               </w:rPr>
               <w:t xml:space="preserve">SOP-01 – SOP-09</w:t>
             </w:r>
             <w:r>
-              <w:t xml:space="preserve"> </w:t>
-            </w:r>
-            <w:r>
+              <w:rPr>
+                <w:sz w:val="18"/>
+              </w:rPr>
+              <w:t xml:space="preserve"> </w:t>
+            </w:r>
+            <w:r>
+              <w:rPr>
+                <w:sz w:val="18"/>
+              </w:rPr>
               <w:t xml:space="preserve">(</w:t>
             </w:r>
             <w:r>
               <w:rPr>
                 <w:rStyle w:val="VerbatimChar"/>
+                <w:sz w:val="18"/>
               </w:rPr>
               <w:t xml:space="preserve">DATA_KEYS</w:t>
             </w:r>
             <w:r>
-              <w:t xml:space="preserve"> </w:t>
-            </w:r>
-            <w:r>
+              <w:rPr>
+                <w:sz w:val="18"/>
+              </w:rPr>
+              <w:t xml:space="preserve"> </w:t>
+            </w:r>
+            <w:r>
+              <w:rPr>
+                <w:sz w:val="18"/>
+              </w:rPr>
               <w:t xml:space="preserve">rotation,</w:t>
             </w:r>
             <w:r>
-              <w:t xml:space="preserve"> </w:t>
-            </w:r>
-            <w:r>
-              <w:rPr>
-                <w:rStyle w:val="VerbatimChar"/>
+              <w:rPr>
+                <w:sz w:val="18"/>
+              </w:rPr>
+              <w:t xml:space="preserve"> </w:t>
+            </w:r>
+            <w:r>
+              <w:rPr>
+                <w:rStyle w:val="VerbatimChar"/>
+                <w:sz w:val="18"/>
               </w:rPr>
               <w:t xml:space="preserve">JWT_SECRET</w:t>
             </w:r>
             <w:r>
-              <w:t xml:space="preserve"> </w:t>
-            </w:r>
-            <w:r>
-              <w:t xml:space="preserve">rotation, offboarding, partner keys, DSAR, data correction, outbound kill switch, unlock/MFA reset, job reruns), L1 known-error answers</w:t>
-            </w:r>
-          </w:p>
-        </w:tc>
-        <w:tc>
-          <w:tcPr/>
-          <w:p>
-            <w:pPr>
-              <w:pStyle w:val="Compact"/>
-              <w:jc w:val="left"/>
-            </w:pPr>
-            <w:r>
+              <w:rPr>
+                <w:sz w:val="18"/>
+              </w:rPr>
+              <w:t xml:space="preserve"> </w:t>
+            </w:r>
+            <w:r>
+              <w:rPr>
+                <w:sz w:val="18"/>
+              </w:rPr>
+              <w:t xml:space="preserve">rotation, offboarding, partner keys, DSAR, data correction, outbound kill switch, unlock and MFA reset, job reruns), L1 known-error answers</w:t>
+            </w:r>
+          </w:p>
+        </w:tc>
+        <w:tc>
+          <w:tcPr/>
+          <w:p>
+            <w:pPr>
+              <w:pStyle w:val="Compact"/>
+              <w:spacing w:before="20" w:after="20"/>
+              <w:jc w:val="left"/>
+            </w:pPr>
+            <w:r>
+              <w:rPr>
+                <w:sz w:val="18"/>
+              </w:rPr>
               <w:t xml:space="preserve">L1/L2/L3 support, on-call</w:t>
             </w:r>
           </w:p>
@@ -222,6 +479,7 @@
           <w:p>
             <w:pPr>
               <w:pStyle w:val="Compact"/>
+              <w:spacing w:before="20" w:after="20"/>
               <w:jc w:val="left"/>
             </w:pPr>
             <w:hyperlink r:id="rId21">
@@ -229,7 +487,7 @@
                 <w:rPr>
                   <w:rStyle w:val="Hyperlink"/>
                 </w:rPr>
-                <w:t xml:space="preserve">monitoring-and-alerting.md</w:t>
+                <w:t xml:space="preserve">Monitoring and Alerting</w:t>
               </w:r>
             </w:hyperlink>
           </w:p>
@@ -239,68 +497,104 @@
           <w:p>
             <w:pPr>
               <w:pStyle w:val="Compact"/>
-              <w:jc w:val="left"/>
-            </w:pPr>
-            <w:r>
+              <w:spacing w:before="20" w:after="20"/>
+              <w:jc w:val="left"/>
+            </w:pPr>
+            <w:r>
+              <w:rPr>
+                <w:sz w:val="18"/>
+              </w:rPr>
               <w:t xml:space="preserve">What the app exposes (</w:t>
             </w:r>
             <w:r>
               <w:rPr>
                 <w:rStyle w:val="VerbatimChar"/>
+                <w:sz w:val="18"/>
               </w:rPr>
               <w:t xml:space="preserve">/metrics</w:t>
             </w:r>
             <w:r>
+              <w:rPr>
+                <w:sz w:val="18"/>
+              </w:rPr>
               <w:t xml:space="preserve">, probes,</w:t>
             </w:r>
             <w:r>
-              <w:t xml:space="preserve"> </w:t>
-            </w:r>
-            <w:r>
-              <w:rPr>
-                <w:rStyle w:val="VerbatimChar"/>
+              <w:rPr>
+                <w:sz w:val="18"/>
+              </w:rPr>
+              <w:t xml:space="preserve"> </w:t>
+            </w:r>
+            <w:r>
+              <w:rPr>
+                <w:rStyle w:val="VerbatimChar"/>
+                <w:sz w:val="18"/>
               </w:rPr>
               <w:t xml:space="preserve">/api/ops/status</w:t>
             </w:r>
             <w:r>
+              <w:rPr>
+                <w:sz w:val="18"/>
+              </w:rPr>
               <w:t xml:space="preserve">, JSON logs), metric catalogue, SLIs/SLOs</w:t>
             </w:r>
             <w:r>
+              <w:rPr>
+                <w:sz w:val="18"/>
+              </w:rPr>
               <w:t xml:space="preserve"> </w:t>
             </w:r>
             <w:r>
               <w:rPr>
                 <w:bCs/>
                 <w:b/>
+                <w:sz w:val="18"/>
               </w:rPr>
               <w:t xml:space="preserve">SLO-01 – SLO-10</w:t>
             </w:r>
             <w:r>
+              <w:rPr>
+                <w:sz w:val="18"/>
+              </w:rPr>
               <w:t xml:space="preserve">, recording rules, dashboards D1–D7, Prometheus alert rules</w:t>
             </w:r>
             <w:r>
+              <w:rPr>
+                <w:sz w:val="18"/>
+              </w:rPr>
               <w:t xml:space="preserve"> </w:t>
             </w:r>
             <w:r>
               <w:rPr>
                 <w:bCs/>
                 <w:b/>
+                <w:sz w:val="18"/>
               </w:rPr>
               <w:t xml:space="preserve">ALR-xx</w:t>
             </w:r>
             <w:r>
-              <w:t xml:space="preserve"> </w:t>
-            </w:r>
-            <w:r>
+              <w:rPr>
+                <w:sz w:val="18"/>
+              </w:rPr>
+              <w:t xml:space="preserve"> </w:t>
+            </w:r>
+            <w:r>
+              <w:rPr>
+                <w:sz w:val="18"/>
+              </w:rPr>
               <w:t xml:space="preserve">using the real metric names, business KPI alerts, log-based alerts, synthetic checks</w:t>
             </w:r>
             <w:r>
+              <w:rPr>
+                <w:sz w:val="18"/>
+              </w:rPr>
               <w:t xml:space="preserve"> </w:t>
             </w:r>
             <w:r>
               <w:rPr>
                 <w:bCs/>
                 <w:b/>
+                <w:sz w:val="18"/>
               </w:rPr>
               <w:t xml:space="preserve">SYN-01 – SYN-09</w:t>
             </w:r>
@@ -311,9 +605,13 @@
           <w:p>
             <w:pPr>
               <w:pStyle w:val="Compact"/>
-              <w:jc w:val="left"/>
-            </w:pPr>
-            <w:r>
+              <w:spacing w:before="20" w:after="20"/>
+              <w:jc w:val="left"/>
+            </w:pPr>
+            <w:r>
+              <w:rPr>
+                <w:sz w:val="18"/>
+              </w:rPr>
               <w:t xml:space="preserve">SRE, on-call, business owners</w:t>
             </w:r>
           </w:p>
@@ -325,6 +623,7 @@
           <w:p>
             <w:pPr>
               <w:pStyle w:val="Compact"/>
+              <w:spacing w:before="20" w:after="20"/>
               <w:jc w:val="left"/>
             </w:pPr>
             <w:hyperlink r:id="rId22">
@@ -332,7 +631,7 @@
                 <w:rPr>
                   <w:rStyle w:val="Hyperlink"/>
                 </w:rPr>
-                <w:t xml:space="preserve">dr-bcp.md</w:t>
+                <w:t xml:space="preserve">DR and BCP</w:t>
               </w:r>
             </w:hyperlink>
           </w:p>
@@ -342,25 +641,39 @@
           <w:p>
             <w:pPr>
               <w:pStyle w:val="Compact"/>
-              <w:jc w:val="left"/>
-            </w:pPr>
-            <w:r>
-              <w:t xml:space="preserve">Business impact analysis, RPO/RTO by tier, backups (PITR) and key escrow, DR topology (Hà Nội primary / TP.HCM warm standby, to be confirmed), failover/failback procedures FO-0/FO-1/FB-1/FO-2, DR tests</w:t>
-            </w:r>
-            <w:r>
+              <w:spacing w:before="20" w:after="20"/>
+              <w:jc w:val="left"/>
+            </w:pPr>
+            <w:r>
+              <w:rPr>
+                <w:sz w:val="18"/>
+              </w:rPr>
+              <w:t xml:space="preserve">Business impact analysis, RPO/RTO by tier, backups (PITR) and key escrow, DR topology (Hà Nội primary / TP.HCM warm standby, to be confirmed), failover and failback procedures FO-0/FO-1/FB-1/FO-2, DR tests</w:t>
+            </w:r>
+            <w:r>
+              <w:rPr>
+                <w:sz w:val="18"/>
+              </w:rPr>
               <w:t xml:space="preserve"> </w:t>
             </w:r>
             <w:r>
               <w:rPr>
                 <w:bCs/>
                 <w:b/>
+                <w:sz w:val="18"/>
               </w:rPr>
               <w:t xml:space="preserve">DR-T1 – DR-T7</w:t>
             </w:r>
             <w:r>
-              <w:t xml:space="preserve"> </w:t>
-            </w:r>
-            <w:r>
+              <w:rPr>
+                <w:sz w:val="18"/>
+              </w:rPr>
+              <w:t xml:space="preserve"> </w:t>
+            </w:r>
+            <w:r>
+              <w:rPr>
+                <w:sz w:val="18"/>
+              </w:rPr>
               <w:t xml:space="preserve">and schedule, BCP for voice-vendor, telesales and partner outages, communication plan</w:t>
             </w:r>
           </w:p>
@@ -370,9 +683,13 @@
           <w:p>
             <w:pPr>
               <w:pStyle w:val="Compact"/>
-              <w:jc w:val="left"/>
-            </w:pPr>
-            <w:r>
+              <w:spacing w:before="20" w:after="20"/>
+              <w:jc w:val="left"/>
+            </w:pPr>
+            <w:r>
+              <w:rPr>
+                <w:sz w:val="18"/>
+              </w:rPr>
               <w:t xml:space="preserve">TASCO IT, SRE, DBA, business continuity</w:t>
             </w:r>
           </w:p>
@@ -384,6 +701,7 @@
           <w:p>
             <w:pPr>
               <w:pStyle w:val="Compact"/>
+              <w:spacing w:before="20" w:after="20"/>
               <w:jc w:val="left"/>
             </w:pPr>
             <w:hyperlink r:id="rId23">
@@ -391,7 +709,7 @@
                 <w:rPr>
                   <w:rStyle w:val="Hyperlink"/>
                 </w:rPr>
-                <w:t xml:space="preserve">production-readiness-checklist.md</w:t>
+                <w:t xml:space="preserve">Production Readiness Checklist</w:t>
               </w:r>
             </w:hyperlink>
           </w:p>
@@ -401,37 +719,58 @@
           <w:p>
             <w:pPr>
               <w:pStyle w:val="Compact"/>
-              <w:jc w:val="left"/>
-            </w:pPr>
-            <w:r>
+              <w:spacing w:before="20" w:after="20"/>
+              <w:jc w:val="left"/>
+            </w:pPr>
+            <w:r>
+              <w:rPr>
+                <w:sz w:val="18"/>
+              </w:rPr>
               <w:t xml:space="preserve">Go-live checklist</w:t>
             </w:r>
             <w:r>
+              <w:rPr>
+                <w:sz w:val="18"/>
+              </w:rPr>
               <w:t xml:space="preserve"> </w:t>
             </w:r>
             <w:r>
               <w:rPr>
                 <w:bCs/>
                 <w:b/>
+                <w:sz w:val="18"/>
               </w:rPr>
               <w:t xml:space="preserve">PRC-xxx-nn</w:t>
             </w:r>
             <w:r>
-              <w:t xml:space="preserve"> </w:t>
-            </w:r>
-            <w:r>
+              <w:rPr>
+                <w:sz w:val="18"/>
+              </w:rPr>
+              <w:t xml:space="preserve"> </w:t>
+            </w:r>
+            <w:r>
+              <w:rPr>
+                <w:sz w:val="18"/>
+              </w:rPr>
               <w:t xml:space="preserve">with owner and status across security, quality, performance, observability, DR, compliance and legal sign-offs (benefits</w:t>
             </w:r>
             <w:r>
-              <w:t xml:space="preserve"> </w:t>
-            </w:r>
-            <w:r>
-              <w:rPr>
-                <w:rStyle w:val="VerbatimChar"/>
+              <w:rPr>
+                <w:sz w:val="18"/>
+              </w:rPr>
+              <w:t xml:space="preserve"> </w:t>
+            </w:r>
+            <w:r>
+              <w:rPr>
+                <w:rStyle w:val="VerbatimChar"/>
+                <w:sz w:val="18"/>
               </w:rPr>
               <w:t xml:space="preserve">pending_legal_review</w:t>
             </w:r>
             <w:r>
+              <w:rPr>
+                <w:sz w:val="18"/>
+              </w:rPr>
               <w:t xml:space="preserve">, Zalo template approvals, tariffs, commission caps, PDP), data migration and people</w:t>
             </w:r>
           </w:p>
@@ -441,9 +780,13 @@
           <w:p>
             <w:pPr>
               <w:pStyle w:val="Compact"/>
-              <w:jc w:val="left"/>
-            </w:pPr>
-            <w:r>
+              <w:spacing w:before="20" w:after="20"/>
+              <w:jc w:val="left"/>
+            </w:pPr>
+            <w:r>
+              <w:rPr>
+                <w:sz w:val="18"/>
+              </w:rPr>
               <w:t xml:space="preserve">Delivery lead, SteerCo</w:t>
             </w:r>
           </w:p>
@@ -455,6 +798,7 @@
           <w:p>
             <w:pPr>
               <w:pStyle w:val="Compact"/>
+              <w:spacing w:before="20" w:after="20"/>
               <w:jc w:val="left"/>
             </w:pPr>
             <w:hyperlink r:id="rId24">
@@ -462,7 +806,7 @@
                 <w:rPr>
                   <w:rStyle w:val="Hyperlink"/>
                 </w:rPr>
-                <w:t xml:space="preserve">go-live-and-hypercare-plan.md</w:t>
+                <w:t xml:space="preserve">Go-Live and Hypercare Plan</w:t>
               </w:r>
             </w:hyperlink>
           </w:p>
@@ -472,21 +816,29 @@
           <w:p>
             <w:pPr>
               <w:pStyle w:val="Compact"/>
-              <w:jc w:val="left"/>
-            </w:pPr>
-            <w:r>
-              <w:t xml:space="preserve">Exposure levers (cohort, journey audience rules, product/channel switches), go/no-go criteria, T-minus cutover schedule to the pilot soft launch on 25 Jan 2027, pilot ramp around the Tết freeze, rollback levels R1–R6, hypercare (war room, daily KPI pack, exit criteria), transition to BAU</w:t>
-            </w:r>
-          </w:p>
-        </w:tc>
-        <w:tc>
-          <w:tcPr/>
-          <w:p>
-            <w:pPr>
-              <w:pStyle w:val="Compact"/>
-              <w:jc w:val="left"/>
-            </w:pPr>
-            <w:r>
+              <w:spacing w:before="20" w:after="20"/>
+              <w:jc w:val="left"/>
+            </w:pPr>
+            <w:r>
+              <w:rPr>
+                <w:sz w:val="18"/>
+              </w:rPr>
+              <w:t xml:space="preserve">Exposure levers (cohort, journey audience rules, product/channel switches), go/no-go criteria, T-minus cutover schedule to the pilot soft launch on 25 January 2027, pilot ramp around the Tết freeze, rollback levels R1–R6, hypercare (war room, daily KPI pack, exit criteria), transition to BAU</w:t>
+            </w:r>
+          </w:p>
+        </w:tc>
+        <w:tc>
+          <w:tcPr/>
+          <w:p>
+            <w:pPr>
+              <w:pStyle w:val="Compact"/>
+              <w:spacing w:before="20" w:after="20"/>
+              <w:jc w:val="left"/>
+            </w:pPr>
+            <w:r>
+              <w:rPr>
+                <w:sz w:val="18"/>
+              </w:rPr>
               <w:t xml:space="preserve">Cutover manager, SteerCo, war room</w:t>
             </w:r>
           </w:p>
@@ -498,6 +850,7 @@
           <w:p>
             <w:pPr>
               <w:pStyle w:val="Compact"/>
+              <w:spacing w:before="20" w:after="20"/>
               <w:jc w:val="left"/>
             </w:pPr>
             <w:hyperlink r:id="rId25">
@@ -505,7 +858,7 @@
                 <w:rPr>
                   <w:rStyle w:val="Hyperlink"/>
                 </w:rPr>
-                <w:t xml:space="preserve">release-and-change-management.md</w:t>
+                <w:t xml:space="preserve">Release and Change Management</w:t>
               </w:r>
             </w:hyperlink>
           </w:p>
@@ -515,21 +868,29 @@
           <w:p>
             <w:pPr>
               <w:pStyle w:val="Compact"/>
-              <w:jc w:val="left"/>
-            </w:pPr>
-            <w:r>
-              <w:t xml:space="preserve">Code changes vs maker-checker rule changes, semver, trunk-based branching, CI/CD gates, CAB types, migration policy (never edit an applied migration; expand/contract), feature flags via rules, rule change procedure, release notes template, freeze calendar</w:t>
-            </w:r>
-          </w:p>
-        </w:tc>
-        <w:tc>
-          <w:tcPr/>
-          <w:p>
-            <w:pPr>
-              <w:pStyle w:val="Compact"/>
-              <w:jc w:val="left"/>
-            </w:pPr>
-            <w:r>
+              <w:spacing w:before="20" w:after="20"/>
+              <w:jc w:val="left"/>
+            </w:pPr>
+            <w:r>
+              <w:rPr>
+                <w:sz w:val="18"/>
+              </w:rPr>
+              <w:t xml:space="preserve">Code changes versus maker-checker rule changes, semver, trunk-based branching, CI/CD gates, CAB types, migration policy (never edit an applied migration; expand/contract), feature flags via rules, rule change procedure, release notes template, freeze calendar</w:t>
+            </w:r>
+          </w:p>
+        </w:tc>
+        <w:tc>
+          <w:tcPr/>
+          <w:p>
+            <w:pPr>
+              <w:pStyle w:val="Compact"/>
+              <w:spacing w:before="20" w:after="20"/>
+              <w:jc w:val="left"/>
+            </w:pPr>
+            <w:r>
+              <w:rPr>
+                <w:sz w:val="18"/>
+              </w:rPr>
               <w:t xml:space="preserve">Release manager, CAB, developers, rule authors</w:t>
             </w:r>
           </w:p>
@@ -568,12 +929,14 @@
           <w:p>
             <w:pPr>
               <w:pStyle w:val="Compact"/>
+              <w:spacing w:before="20" w:after="20"/>
               <w:jc w:val="left"/>
             </w:pPr>
             <w:r>
               <w:rPr>
                 <w:b/>
                 <w:color w:val="FFFFFF"/>
+                <w:sz w:val="18"/>
               </w:rPr>
               <w:t xml:space="preserve">Area</w:t>
             </w:r>
@@ -586,12 +949,14 @@
           <w:p>
             <w:pPr>
               <w:pStyle w:val="Compact"/>
+              <w:spacing w:before="20" w:after="20"/>
               <w:jc w:val="left"/>
             </w:pPr>
             <w:r>
               <w:rPr>
                 <w:b/>
                 <w:color w:val="FFFFFF"/>
+                <w:sz w:val="18"/>
               </w:rPr>
               <w:t xml:space="preserve">Fact</w:t>
             </w:r>
@@ -600,133 +965,232 @@
       </w:tr>
       <w:tr>
         <w:tc>
-          <w:tcPr/>
-          <w:p>
-            <w:pPr>
-              <w:pStyle w:val="Compact"/>
-              <w:jc w:val="left"/>
-            </w:pPr>
-            <w:r>
-              <w:t xml:space="preserve">Probes</w:t>
-            </w:r>
-          </w:p>
-        </w:tc>
-        <w:tc>
-          <w:tcPr/>
-          <w:p>
-            <w:pPr>
-              <w:pStyle w:val="Compact"/>
-              <w:jc w:val="left"/>
-            </w:pPr>
-            <w:r>
-              <w:rPr>
-                <w:rStyle w:val="VerbatimChar"/>
-              </w:rPr>
-              <w:t xml:space="preserve">GET /health/live</w:t>
-            </w:r>
-            <w:r>
-              <w:t xml:space="preserve"> </w:t>
-            </w:r>
-            <w:r>
-              <w:t xml:space="preserve">(process);</w:t>
-            </w:r>
-            <w:r>
-              <w:t xml:space="preserve"> </w:t>
-            </w:r>
-            <w:r>
-              <w:rPr>
-                <w:rStyle w:val="VerbatimChar"/>
-              </w:rPr>
-              <w:t xml:space="preserve">GET /health/ready</w:t>
-            </w:r>
-            <w:r>
-              <w:t xml:space="preserve"> </w:t>
-            </w:r>
-            <w:r>
-              <w:t xml:space="preserve">→</w:t>
-            </w:r>
-            <w:r>
-              <w:t xml:space="preserve"> </w:t>
-            </w:r>
-            <w:r>
-              <w:rPr>
-                <w:rStyle w:val="VerbatimChar"/>
-              </w:rPr>
-              <w:t xml:space="preserve">{status, store, db}</w:t>
-            </w:r>
-            <w:r>
-              <w:t xml:space="preserve">, 503 when the DB ping fails or during shutdown</w:t>
+          <w:tcPr>
+            <w:noWrap/>
+          </w:tcPr>
+          <w:p>
+            <w:pPr>
+              <w:pStyle w:val="Compact"/>
+              <w:spacing w:before="20" w:after="20"/>
+              <w:jc w:val="left"/>
+            </w:pPr>
+            <w:r>
+              <w:rPr>
+                <w:sz w:val="18"/>
+              </w:rPr>
+              <w:t xml:space="preserve">Environments</w:t>
+            </w:r>
+          </w:p>
+        </w:tc>
+        <w:tc>
+          <w:tcPr/>
+          <w:p>
+            <w:pPr>
+              <w:pStyle w:val="Compact"/>
+              <w:spacing w:before="20" w:after="20"/>
+              <w:jc w:val="left"/>
+            </w:pPr>
+            <w:r>
+              <w:rPr>
+                <w:sz w:val="18"/>
+              </w:rPr>
+              <w:t xml:space="preserve">Hosted UAT on Railway:</w:t>
+            </w:r>
+            <w:r>
+              <w:rPr>
+                <w:sz w:val="18"/>
+              </w:rPr>
+              <w:t xml:space="preserve"> </w:t>
+            </w:r>
+            <w:hyperlink r:id="rId26">
+              <w:r>
+                <w:rPr>
+                  <w:rStyle w:val="Hyperlink"/>
+                </w:rPr>
+                <w:t xml:space="preserve">https://tasco-growth-api-uat.up.railway.app</w:t>
+              </w:r>
+            </w:hyperlink>
+            <w:r>
+              <w:rPr>
+                <w:sz w:val="18"/>
+              </w:rPr>
+              <w:t xml:space="preserve"> </w:t>
+            </w:r>
+            <w:r>
+              <w:rPr>
+                <w:sz w:val="18"/>
+              </w:rPr>
+              <w:t xml:space="preserve">(</w:t>
+            </w:r>
+            <w:r>
+              <w:rPr>
+                <w:rStyle w:val="VerbatimChar"/>
+                <w:sz w:val="18"/>
+              </w:rPr>
+              <w:t xml:space="preserve">NODE_ENV=uat</w:t>
+            </w:r>
+            <w:r>
+              <w:rPr>
+                <w:sz w:val="18"/>
+              </w:rPr>
+              <w:t xml:space="preserve">, PostgreSQL, sandbox adapters,</w:t>
+            </w:r>
+            <w:r>
+              <w:rPr>
+                <w:sz w:val="18"/>
+              </w:rPr>
+              <w:t xml:space="preserve"> </w:t>
+            </w:r>
+            <w:r>
+              <w:rPr>
+                <w:rStyle w:val="VerbatimChar"/>
+                <w:sz w:val="18"/>
+              </w:rPr>
+              <w:t xml:space="preserve">DEMO_MODE=true</w:t>
+            </w:r>
+            <w:r>
+              <w:rPr>
+                <w:sz w:val="18"/>
+              </w:rPr>
+              <w:t xml:space="preserve">). Production on Kubernetes (</w:t>
+            </w:r>
+            <w:r>
+              <w:rPr>
+                <w:rStyle w:val="VerbatimChar"/>
+                <w:sz w:val="18"/>
+              </w:rPr>
+              <w:t xml:space="preserve">deploy/k8s</w:t>
+            </w:r>
+            <w:r>
+              <w:rPr>
+                <w:sz w:val="18"/>
+              </w:rPr>
+              <w:t xml:space="preserve">),</w:t>
+            </w:r>
+            <w:r>
+              <w:rPr>
+                <w:sz w:val="18"/>
+              </w:rPr>
+              <w:t xml:space="preserve"> </w:t>
+            </w:r>
+            <w:r>
+              <w:rPr>
+                <w:rStyle w:val="VerbatimChar"/>
+                <w:sz w:val="18"/>
+              </w:rPr>
+              <w:t xml:space="preserve">NODE_ENV=production</w:t>
+            </w:r>
+            <w:r>
+              <w:rPr>
+                <w:sz w:val="18"/>
+              </w:rPr>
+              <w:t xml:space="preserve">,</w:t>
+            </w:r>
+            <w:r>
+              <w:rPr>
+                <w:sz w:val="18"/>
+              </w:rPr>
+              <w:t xml:space="preserve"> </w:t>
+            </w:r>
+            <w:r>
+              <w:rPr>
+                <w:rStyle w:val="VerbatimChar"/>
+                <w:sz w:val="18"/>
+              </w:rPr>
+              <w:t xml:space="preserve">DEMO_MODE=false</w:t>
             </w:r>
           </w:p>
         </w:tc>
       </w:tr>
       <w:tr>
         <w:tc>
-          <w:tcPr/>
-          <w:p>
-            <w:pPr>
-              <w:pStyle w:val="Compact"/>
-              <w:jc w:val="left"/>
-            </w:pPr>
-            <w:r>
-              <w:t xml:space="preserve">Ops API</w:t>
-            </w:r>
-          </w:p>
-        </w:tc>
-        <w:tc>
-          <w:tcPr/>
-          <w:p>
-            <w:pPr>
-              <w:pStyle w:val="Compact"/>
-              <w:jc w:val="left"/>
-            </w:pPr>
-            <w:r>
-              <w:rPr>
-                <w:rStyle w:val="VerbatimChar"/>
-              </w:rPr>
-              <w:t xml:space="preserve">GET /api/ops/status</w:t>
-            </w:r>
-            <w:r>
-              <w:t xml:space="preserve"> </w:t>
-            </w:r>
-            <w:r>
-              <w:t xml:space="preserve">(circuits, active rule versions/checksums,</w:t>
-            </w:r>
-            <w:r>
-              <w:t xml:space="preserve"> </w:t>
-            </w:r>
-            <w:r>
-              <w:rPr>
-                <w:rStyle w:val="VerbatimChar"/>
-              </w:rPr>
-              <w:t xml:space="preserve">eventBacklog</w:t>
-            </w:r>
-            <w:r>
-              <w:t xml:space="preserve"> </w:t>
-            </w:r>
-            <w:r>
-              <w:t xml:space="preserve">by status, audit count),</w:t>
-            </w:r>
-            <w:r>
-              <w:t xml:space="preserve"> </w:t>
-            </w:r>
-            <w:r>
-              <w:rPr>
-                <w:rStyle w:val="VerbatimChar"/>
-              </w:rPr>
-              <w:t xml:space="preserve">GET /api/ops/jobs</w:t>
-            </w:r>
-            <w:r>
-              <w:t xml:space="preserve">,</w:t>
-            </w:r>
-            <w:r>
-              <w:t xml:space="preserve"> </w:t>
-            </w:r>
-            <w:r>
-              <w:rPr>
-                <w:rStyle w:val="VerbatimChar"/>
-              </w:rPr>
-              <w:t xml:space="preserve">POST /api/ops/jobs/{reconciliation|retention|relay}</w:t>
+          <w:tcPr>
+            <w:noWrap/>
+          </w:tcPr>
+          <w:p>
+            <w:pPr>
+              <w:pStyle w:val="Compact"/>
+              <w:spacing w:before="20" w:after="20"/>
+              <w:jc w:val="left"/>
+            </w:pPr>
+            <w:r>
+              <w:rPr>
+                <w:sz w:val="18"/>
+              </w:rPr>
+              <w:t xml:space="preserve">Probes</w:t>
+            </w:r>
+          </w:p>
+        </w:tc>
+        <w:tc>
+          <w:tcPr/>
+          <w:p>
+            <w:pPr>
+              <w:pStyle w:val="Compact"/>
+              <w:spacing w:before="20" w:after="20"/>
+              <w:jc w:val="left"/>
+            </w:pPr>
+            <w:r>
+              <w:rPr>
+                <w:rStyle w:val="VerbatimChar"/>
+                <w:sz w:val="18"/>
+              </w:rPr>
+              <w:t xml:space="preserve">GET /health/live</w:t>
+            </w:r>
+            <w:r>
+              <w:rPr>
+                <w:sz w:val="18"/>
+              </w:rPr>
+              <w:t xml:space="preserve"> </w:t>
+            </w:r>
+            <w:r>
+              <w:rPr>
+                <w:sz w:val="18"/>
+              </w:rPr>
+              <w:t xml:space="preserve">(process);</w:t>
+            </w:r>
+            <w:r>
+              <w:rPr>
+                <w:sz w:val="18"/>
+              </w:rPr>
+              <w:t xml:space="preserve"> </w:t>
+            </w:r>
+            <w:r>
+              <w:rPr>
+                <w:rStyle w:val="VerbatimChar"/>
+                <w:sz w:val="18"/>
+              </w:rPr>
+              <w:t xml:space="preserve">GET /health/ready</w:t>
+            </w:r>
+            <w:r>
+              <w:rPr>
+                <w:sz w:val="18"/>
+              </w:rPr>
+              <w:t xml:space="preserve"> </w:t>
+            </w:r>
+            <w:r>
+              <w:rPr>
+                <w:sz w:val="18"/>
+              </w:rPr>
+              <w:t xml:space="preserve">→</w:t>
+            </w:r>
+            <w:r>
+              <w:rPr>
+                <w:sz w:val="18"/>
+              </w:rPr>
+              <w:t xml:space="preserve"> </w:t>
+            </w:r>
+            <w:r>
+              <w:rPr>
+                <w:rStyle w:val="VerbatimChar"/>
+                <w:sz w:val="18"/>
+              </w:rPr>
+              <w:t xml:space="preserve">{status, store, db}</w:t>
+            </w:r>
+            <w:r>
+              <w:rPr>
+                <w:sz w:val="18"/>
+              </w:rPr>
+              <w:t xml:space="preserve">, 503 when the DB ping fails or during shutdown</w:t>
             </w:r>
           </w:p>
         </w:tc>
@@ -737,43 +1201,100 @@
           <w:p>
             <w:pPr>
               <w:pStyle w:val="Compact"/>
-              <w:jc w:val="left"/>
-            </w:pPr>
-            <w:r>
-              <w:t xml:space="preserve">Jobs (CLI)</w:t>
-            </w:r>
-          </w:p>
-        </w:tc>
-        <w:tc>
-          <w:tcPr/>
-          <w:p>
-            <w:pPr>
-              <w:pStyle w:val="Compact"/>
-              <w:jc w:val="left"/>
-            </w:pPr>
-            <w:r>
-              <w:rPr>
-                <w:rStyle w:val="VerbatimChar"/>
-              </w:rPr>
-              <w:t xml:space="preserve">npm run job -- migrate|seed|rules|journeys|recompute|reconcile|retention|relay|openapi</w:t>
-            </w:r>
-            <w:r>
-              <w:t xml:space="preserve"> </w:t>
-            </w:r>
-            <w:r>
-              <w:t xml:space="preserve">(</w:t>
-            </w:r>
-            <w:r>
-              <w:rPr>
-                <w:rStyle w:val="VerbatimChar"/>
-              </w:rPr>
-              <w:t xml:space="preserve">seed</w:t>
-            </w:r>
-            <w:r>
-              <w:t xml:space="preserve"> </w:t>
-            </w:r>
-            <w:r>
-              <w:t xml:space="preserve">never in production: KI-01)</w:t>
+              <w:spacing w:before="20" w:after="20"/>
+              <w:jc w:val="left"/>
+            </w:pPr>
+            <w:r>
+              <w:rPr>
+                <w:sz w:val="18"/>
+              </w:rPr>
+              <w:t xml:space="preserve">Ops API</w:t>
+            </w:r>
+          </w:p>
+        </w:tc>
+        <w:tc>
+          <w:tcPr/>
+          <w:p>
+            <w:pPr>
+              <w:pStyle w:val="Compact"/>
+              <w:spacing w:before="20" w:after="20"/>
+              <w:jc w:val="left"/>
+            </w:pPr>
+            <w:r>
+              <w:rPr>
+                <w:rStyle w:val="VerbatimChar"/>
+                <w:sz w:val="18"/>
+              </w:rPr>
+              <w:t xml:space="preserve">GET /api/ops/status</w:t>
+            </w:r>
+            <w:r>
+              <w:rPr>
+                <w:sz w:val="18"/>
+              </w:rPr>
+              <w:t xml:space="preserve"> </w:t>
+            </w:r>
+            <w:r>
+              <w:rPr>
+                <w:sz w:val="18"/>
+              </w:rPr>
+              <w:t xml:space="preserve">(circuits, active rule versions and checksums,</w:t>
+            </w:r>
+            <w:r>
+              <w:rPr>
+                <w:sz w:val="18"/>
+              </w:rPr>
+              <w:t xml:space="preserve"> </w:t>
+            </w:r>
+            <w:r>
+              <w:rPr>
+                <w:rStyle w:val="VerbatimChar"/>
+                <w:sz w:val="18"/>
+              </w:rPr>
+              <w:t xml:space="preserve">eventBacklog</w:t>
+            </w:r>
+            <w:r>
+              <w:rPr>
+                <w:sz w:val="18"/>
+              </w:rPr>
+              <w:t xml:space="preserve"> </w:t>
+            </w:r>
+            <w:r>
+              <w:rPr>
+                <w:sz w:val="18"/>
+              </w:rPr>
+              <w:t xml:space="preserve">by status, audit count),</w:t>
+            </w:r>
+            <w:r>
+              <w:rPr>
+                <w:sz w:val="18"/>
+              </w:rPr>
+              <w:t xml:space="preserve"> </w:t>
+            </w:r>
+            <w:r>
+              <w:rPr>
+                <w:rStyle w:val="VerbatimChar"/>
+                <w:sz w:val="18"/>
+              </w:rPr>
+              <w:t xml:space="preserve">GET /api/ops/jobs</w:t>
+            </w:r>
+            <w:r>
+              <w:rPr>
+                <w:sz w:val="18"/>
+              </w:rPr>
+              <w:t xml:space="preserve">,</w:t>
+            </w:r>
+            <w:r>
+              <w:rPr>
+                <w:sz w:val="18"/>
+              </w:rPr>
+              <w:t xml:space="preserve"> </w:t>
+            </w:r>
+            <w:r>
+              <w:rPr>
+                <w:rStyle w:val="VerbatimChar"/>
+                <w:sz w:val="18"/>
+              </w:rPr>
+              <w:t xml:space="preserve">POST /api/ops/jobs/{reconciliation|retention|relay}</w:t>
             </w:r>
           </w:p>
         </w:tc>
@@ -784,88 +1305,94 @@
           <w:p>
             <w:pPr>
               <w:pStyle w:val="Compact"/>
-              <w:jc w:val="left"/>
-            </w:pPr>
-            <w:r>
-              <w:t xml:space="preserve">Breakers</w:t>
-            </w:r>
-          </w:p>
-        </w:tc>
-        <w:tc>
-          <w:tcPr/>
-          <w:p>
-            <w:pPr>
-              <w:pStyle w:val="Compact"/>
-              <w:jc w:val="left"/>
-            </w:pPr>
-            <w:r>
-              <w:rPr>
-                <w:rStyle w:val="VerbatimChar"/>
-              </w:rPr>
-              <w:t xml:space="preserve">vetc-wallet</w:t>
-            </w:r>
-            <w:r>
-              <w:t xml:space="preserve">,</w:t>
-            </w:r>
-            <w:r>
-              <w:t xml:space="preserve"> </w:t>
-            </w:r>
-            <w:r>
-              <w:rPr>
-                <w:rStyle w:val="VerbatimChar"/>
-              </w:rPr>
-              <w:t xml:space="preserve">tasco-core</w:t>
-            </w:r>
-            <w:r>
-              <w:t xml:space="preserve">,</w:t>
-            </w:r>
-            <w:r>
-              <w:t xml:space="preserve"> </w:t>
-            </w:r>
-            <w:r>
-              <w:rPr>
-                <w:rStyle w:val="VerbatimChar"/>
-              </w:rPr>
-              <w:t xml:space="preserve">voice-ai</w:t>
-            </w:r>
-            <w:r>
-              <w:t xml:space="preserve">,</w:t>
-            </w:r>
-            <w:r>
-              <w:t xml:space="preserve"> </w:t>
-            </w:r>
-            <w:r>
-              <w:rPr>
-                <w:rStyle w:val="VerbatimChar"/>
-              </w:rPr>
-              <w:t xml:space="preserve">app-push</w:t>
-            </w:r>
-            <w:r>
-              <w:t xml:space="preserve">,</w:t>
-            </w:r>
-            <w:r>
-              <w:t xml:space="preserve"> </w:t>
-            </w:r>
-            <w:r>
-              <w:rPr>
-                <w:rStyle w:val="VerbatimChar"/>
-              </w:rPr>
-              <w:t xml:space="preserve">zalo-zns</w:t>
-            </w:r>
-            <w:r>
-              <w:t xml:space="preserve">,</w:t>
-            </w:r>
-            <w:r>
-              <w:t xml:space="preserve"> </w:t>
-            </w:r>
-            <w:r>
-              <w:rPr>
-                <w:rStyle w:val="VerbatimChar"/>
-              </w:rPr>
-              <w:t xml:space="preserve">sms</w:t>
-            </w:r>
-            <w:r>
-              <w:t xml:space="preserve">: 5 failed calls → open 30 s; 5 s timeout, 2 retries (voice-ai 30 s, no retries)</w:t>
+              <w:spacing w:before="20" w:after="20"/>
+              <w:jc w:val="left"/>
+            </w:pPr>
+            <w:r>
+              <w:rPr>
+                <w:sz w:val="18"/>
+              </w:rPr>
+              <w:t xml:space="preserve">Jobs (CLI)</w:t>
+            </w:r>
+          </w:p>
+        </w:tc>
+        <w:tc>
+          <w:tcPr/>
+          <w:p>
+            <w:pPr>
+              <w:pStyle w:val="Compact"/>
+              <w:spacing w:before="20" w:after="20"/>
+              <w:jc w:val="left"/>
+            </w:pPr>
+            <w:r>
+              <w:rPr>
+                <w:rStyle w:val="VerbatimChar"/>
+                <w:sz w:val="18"/>
+              </w:rPr>
+              <w:t xml:space="preserve">npm run job -- migrate|seed|rules|journeys|recompute|reconcile|retention|relay|openapi</w:t>
+            </w:r>
+            <w:r>
+              <w:rPr>
+                <w:sz w:val="18"/>
+              </w:rPr>
+              <w:t xml:space="preserve"> </w:t>
+            </w:r>
+            <w:r>
+              <w:rPr>
+                <w:sz w:val="18"/>
+              </w:rPr>
+              <w:t xml:space="preserve">(</w:t>
+            </w:r>
+            <w:r>
+              <w:rPr>
+                <w:rStyle w:val="VerbatimChar"/>
+                <w:sz w:val="18"/>
+              </w:rPr>
+              <w:t xml:space="preserve">src/jobs/cli.js</w:t>
+            </w:r>
+            <w:r>
+              <w:rPr>
+                <w:sz w:val="18"/>
+              </w:rPr>
+              <w:t xml:space="preserve">);</w:t>
+            </w:r>
+            <w:r>
+              <w:rPr>
+                <w:sz w:val="18"/>
+              </w:rPr>
+              <w:t xml:space="preserve"> </w:t>
+            </w:r>
+            <w:r>
+              <w:rPr>
+                <w:rStyle w:val="VerbatimChar"/>
+                <w:sz w:val="18"/>
+              </w:rPr>
+              <w:t xml:space="preserve">seed</w:t>
+            </w:r>
+            <w:r>
+              <w:rPr>
+                <w:sz w:val="18"/>
+              </w:rPr>
+              <w:t xml:space="preserve"> </w:t>
+            </w:r>
+            <w:r>
+              <w:rPr>
+                <w:sz w:val="18"/>
+              </w:rPr>
+              <w:t xml:space="preserve">refuses to run unless</w:t>
+            </w:r>
+            <w:r>
+              <w:rPr>
+                <w:sz w:val="18"/>
+              </w:rPr>
+              <w:t xml:space="preserve"> </w:t>
+            </w:r>
+            <w:r>
+              <w:rPr>
+                <w:rStyle w:val="VerbatimChar"/>
+                <w:sz w:val="18"/>
+              </w:rPr>
+              <w:t xml:space="preserve">DEMO_MODE=true</w:t>
             </w:r>
           </w:p>
         </w:tc>
@@ -876,273 +1403,954 @@
           <w:p>
             <w:pPr>
               <w:pStyle w:val="Compact"/>
-              <w:jc w:val="left"/>
-            </w:pPr>
-            <w:r>
-              <w:t xml:space="preserve">Outbox</w:t>
-            </w:r>
-          </w:p>
-        </w:tc>
-        <w:tc>
-          <w:tcPr/>
-          <w:p>
-            <w:pPr>
-              <w:pStyle w:val="Compact"/>
-              <w:jc w:val="left"/>
-            </w:pPr>
-            <w:r>
-              <w:rPr>
-                <w:rStyle w:val="VerbatimChar"/>
-              </w:rPr>
-              <w:t xml:space="preserve">domain_events</w:t>
-            </w:r>
-            <w:r>
-              <w:t xml:space="preserve"> </w:t>
-            </w:r>
-            <w:r>
-              <w:rPr>
-                <w:rStyle w:val="VerbatimChar"/>
-              </w:rPr>
-              <w:t xml:space="preserve">pending → processing → done</w:t>
-            </w:r>
-            <w:r>
-              <w:t xml:space="preserve">; 5 attempts →</w:t>
-            </w:r>
-            <w:r>
-              <w:t xml:space="preserve"> </w:t>
-            </w:r>
-            <w:r>
-              <w:rPr>
-                <w:rStyle w:val="VerbatimChar"/>
-              </w:rPr>
-              <w:t xml:space="preserve">dead_letter</w:t>
-            </w:r>
-            <w:r>
-              <w:t xml:space="preserve">; Postgres re-claims</w:t>
-            </w:r>
-            <w:r>
-              <w:t xml:space="preserve"> </w:t>
-            </w:r>
-            <w:r>
-              <w:rPr>
-                <w:rStyle w:val="VerbatimChar"/>
-              </w:rPr>
-              <w:t xml:space="preserve">processing</w:t>
-            </w:r>
-            <w:r>
-              <w:t xml:space="preserve"> </w:t>
-            </w:r>
-            <w:r>
-              <w:t xml:space="preserve">after 5 min</w:t>
+              <w:spacing w:before="20" w:after="20"/>
+              <w:jc w:val="left"/>
+            </w:pPr>
+            <w:r>
+              <w:rPr>
+                <w:sz w:val="18"/>
+              </w:rPr>
+              <w:t xml:space="preserve">CronJobs (UTC)</w:t>
+            </w:r>
+          </w:p>
+        </w:tc>
+        <w:tc>
+          <w:tcPr/>
+          <w:p>
+            <w:pPr>
+              <w:pStyle w:val="Compact"/>
+              <w:spacing w:before="20" w:after="20"/>
+              <w:jc w:val="left"/>
+            </w:pPr>
+            <w:r>
+              <w:rPr>
+                <w:rStyle w:val="VerbatimChar"/>
+                <w:sz w:val="18"/>
+              </w:rPr>
+              <w:t xml:space="preserve">journeys</w:t>
+            </w:r>
+            <w:r>
+              <w:rPr>
+                <w:sz w:val="18"/>
+              </w:rPr>
+              <w:t xml:space="preserve"> </w:t>
+            </w:r>
+            <w:r>
+              <w:rPr>
+                <w:sz w:val="18"/>
+              </w:rPr>
+              <w:t xml:space="preserve">01:15 (08:15 ICT),</w:t>
+            </w:r>
+            <w:r>
+              <w:rPr>
+                <w:sz w:val="18"/>
+              </w:rPr>
+              <w:t xml:space="preserve"> </w:t>
+            </w:r>
+            <w:r>
+              <w:rPr>
+                <w:rStyle w:val="VerbatimChar"/>
+                <w:sz w:val="18"/>
+              </w:rPr>
+              <w:t xml:space="preserve">recompute</w:t>
+            </w:r>
+            <w:r>
+              <w:rPr>
+                <w:sz w:val="18"/>
+              </w:rPr>
+              <w:t xml:space="preserve"> </w:t>
+            </w:r>
+            <w:r>
+              <w:rPr>
+                <w:sz w:val="18"/>
+              </w:rPr>
+              <w:t xml:space="preserve">17:30 (00:30 ICT),</w:t>
+            </w:r>
+            <w:r>
+              <w:rPr>
+                <w:sz w:val="18"/>
+              </w:rPr>
+              <w:t xml:space="preserve"> </w:t>
+            </w:r>
+            <w:r>
+              <w:rPr>
+                <w:rStyle w:val="VerbatimChar"/>
+                <w:sz w:val="18"/>
+              </w:rPr>
+              <w:t xml:space="preserve">reconcile</w:t>
+            </w:r>
+            <w:r>
+              <w:rPr>
+                <w:sz w:val="18"/>
+              </w:rPr>
+              <w:t xml:space="preserve"> </w:t>
+            </w:r>
+            <w:r>
+              <w:rPr>
+                <w:sz w:val="18"/>
+              </w:rPr>
+              <w:t xml:space="preserve">19:00 (02:00 ICT),</w:t>
+            </w:r>
+            <w:r>
+              <w:rPr>
+                <w:sz w:val="18"/>
+              </w:rPr>
+              <w:t xml:space="preserve"> </w:t>
+            </w:r>
+            <w:r>
+              <w:rPr>
+                <w:rStyle w:val="VerbatimChar"/>
+                <w:sz w:val="18"/>
+              </w:rPr>
+              <w:t xml:space="preserve">retention</w:t>
+            </w:r>
+            <w:r>
+              <w:rPr>
+                <w:sz w:val="18"/>
+              </w:rPr>
+              <w:t xml:space="preserve"> </w:t>
+            </w:r>
+            <w:r>
+              <w:rPr>
+                <w:sz w:val="18"/>
+              </w:rPr>
+              <w:t xml:space="preserve">20:00 (03:00 ICT),</w:t>
+            </w:r>
+            <w:r>
+              <w:rPr>
+                <w:sz w:val="18"/>
+              </w:rPr>
+              <w:t xml:space="preserve"> </w:t>
+            </w:r>
+            <w:r>
+              <w:rPr>
+                <w:rStyle w:val="VerbatimChar"/>
+                <w:sz w:val="18"/>
+              </w:rPr>
+              <w:t xml:space="preserve">relay</w:t>
+            </w:r>
+            <w:r>
+              <w:rPr>
+                <w:sz w:val="18"/>
+              </w:rPr>
+              <w:t xml:space="preserve"> </w:t>
+            </w:r>
+            <w:r>
+              <w:rPr>
+                <w:sz w:val="18"/>
+              </w:rPr>
+              <w:t xml:space="preserve">every 5 min; all</w:t>
+            </w:r>
+            <w:r>
+              <w:rPr>
+                <w:sz w:val="18"/>
+              </w:rPr>
+              <w:t xml:space="preserve"> </w:t>
+            </w:r>
+            <w:r>
+              <w:rPr>
+                <w:rStyle w:val="VerbatimChar"/>
+                <w:sz w:val="18"/>
+              </w:rPr>
+              <w:t xml:space="preserve">concurrencyPolicy: Forbid</w:t>
+            </w:r>
+            <w:r>
+              <w:rPr>
+                <w:sz w:val="18"/>
+              </w:rPr>
+              <w:t xml:space="preserve">; migration Job before every rollout</w:t>
             </w:r>
           </w:p>
         </w:tc>
       </w:tr>
       <w:tr>
         <w:tc>
-          <w:tcPr/>
-          <w:p>
-            <w:pPr>
-              <w:pStyle w:val="Compact"/>
-              <w:jc w:val="left"/>
-            </w:pPr>
-            <w:r>
-              <w:t xml:space="preserve">Metrics</w:t>
-            </w:r>
-          </w:p>
-        </w:tc>
-        <w:tc>
-          <w:tcPr/>
-          <w:p>
-            <w:pPr>
-              <w:pStyle w:val="Compact"/>
-              <w:jc w:val="left"/>
-            </w:pPr>
-            <w:r>
-              <w:rPr>
-                <w:rStyle w:val="VerbatimChar"/>
-              </w:rPr>
-              <w:t xml:space="preserve">http_requests_total</w:t>
-            </w:r>
-            <w:r>
+          <w:tcPr>
+            <w:noWrap/>
+          </w:tcPr>
+          <w:p>
+            <w:pPr>
+              <w:pStyle w:val="Compact"/>
+              <w:spacing w:before="20" w:after="20"/>
+              <w:jc w:val="left"/>
+            </w:pPr>
+            <w:r>
+              <w:rPr>
+                <w:sz w:val="18"/>
+              </w:rPr>
+              <w:t xml:space="preserve">Breakers</w:t>
+            </w:r>
+          </w:p>
+        </w:tc>
+        <w:tc>
+          <w:tcPr/>
+          <w:p>
+            <w:pPr>
+              <w:pStyle w:val="Compact"/>
+              <w:spacing w:before="20" w:after="20"/>
+              <w:jc w:val="left"/>
+            </w:pPr>
+            <w:r>
+              <w:rPr>
+                <w:rStyle w:val="VerbatimChar"/>
+                <w:sz w:val="18"/>
+              </w:rPr>
+              <w:t xml:space="preserve">vetc-wallet</w:t>
+            </w:r>
+            <w:r>
+              <w:rPr>
+                <w:sz w:val="18"/>
+              </w:rPr>
               <w:t xml:space="preserve">,</w:t>
             </w:r>
             <w:r>
-              <w:t xml:space="preserve"> </w:t>
-            </w:r>
-            <w:r>
-              <w:rPr>
-                <w:rStyle w:val="VerbatimChar"/>
-              </w:rPr>
-              <w:t xml:space="preserve">http_request_duration_seconds</w:t>
-            </w:r>
-            <w:r>
+              <w:rPr>
+                <w:sz w:val="18"/>
+              </w:rPr>
+              <w:t xml:space="preserve"> </w:t>
+            </w:r>
+            <w:r>
+              <w:rPr>
+                <w:rStyle w:val="VerbatimChar"/>
+                <w:sz w:val="18"/>
+              </w:rPr>
+              <w:t xml:space="preserve">tasco-core</w:t>
+            </w:r>
+            <w:r>
+              <w:rPr>
+                <w:sz w:val="18"/>
+              </w:rPr>
               <w:t xml:space="preserve">,</w:t>
             </w:r>
             <w:r>
-              <w:t xml:space="preserve"> </w:t>
-            </w:r>
-            <w:r>
-              <w:rPr>
-                <w:rStyle w:val="VerbatimChar"/>
-              </w:rPr>
-              <w:t xml:space="preserve">integration_calls_total</w:t>
-            </w:r>
-            <w:r>
+              <w:rPr>
+                <w:sz w:val="18"/>
+              </w:rPr>
+              <w:t xml:space="preserve"> </w:t>
+            </w:r>
+            <w:r>
+              <w:rPr>
+                <w:rStyle w:val="VerbatimChar"/>
+                <w:sz w:val="18"/>
+              </w:rPr>
+              <w:t xml:space="preserve">voice-ai</w:t>
+            </w:r>
+            <w:r>
+              <w:rPr>
+                <w:sz w:val="18"/>
+              </w:rPr>
               <w:t xml:space="preserve">,</w:t>
             </w:r>
             <w:r>
-              <w:t xml:space="preserve"> </w:t>
-            </w:r>
-            <w:r>
-              <w:rPr>
-                <w:rStyle w:val="VerbatimChar"/>
-              </w:rPr>
-              <w:t xml:space="preserve">integration_short_circuit_total</w:t>
-            </w:r>
-            <w:r>
+              <w:rPr>
+                <w:sz w:val="18"/>
+              </w:rPr>
+              <w:t xml:space="preserve"> </w:t>
+            </w:r>
+            <w:r>
+              <w:rPr>
+                <w:rStyle w:val="VerbatimChar"/>
+                <w:sz w:val="18"/>
+              </w:rPr>
+              <w:t xml:space="preserve">app-push</w:t>
+            </w:r>
+            <w:r>
+              <w:rPr>
+                <w:sz w:val="18"/>
+              </w:rPr>
               <w:t xml:space="preserve">,</w:t>
             </w:r>
             <w:r>
-              <w:t xml:space="preserve"> </w:t>
-            </w:r>
-            <w:r>
-              <w:rPr>
-                <w:rStyle w:val="VerbatimChar"/>
-              </w:rPr>
-              <w:t xml:space="preserve">events_published_total</w:t>
-            </w:r>
-            <w:r>
+              <w:rPr>
+                <w:sz w:val="18"/>
+              </w:rPr>
+              <w:t xml:space="preserve"> </w:t>
+            </w:r>
+            <w:r>
+              <w:rPr>
+                <w:rStyle w:val="VerbatimChar"/>
+                <w:sz w:val="18"/>
+              </w:rPr>
+              <w:t xml:space="preserve">zalo-zns</w:t>
+            </w:r>
+            <w:r>
+              <w:rPr>
+                <w:sz w:val="18"/>
+              </w:rPr>
               <w:t xml:space="preserve">,</w:t>
             </w:r>
             <w:r>
-              <w:t xml:space="preserve"> </w:t>
-            </w:r>
-            <w:r>
-              <w:rPr>
-                <w:rStyle w:val="VerbatimChar"/>
-              </w:rPr>
-              <w:t xml:space="preserve">events_processed_total</w:t>
-            </w:r>
-            <w:r>
-              <w:t xml:space="preserve">,</w:t>
-            </w:r>
-            <w:r>
-              <w:t xml:space="preserve"> </w:t>
-            </w:r>
-            <w:r>
-              <w:rPr>
-                <w:rStyle w:val="VerbatimChar"/>
-              </w:rPr>
-              <w:t xml:space="preserve">messages_total</w:t>
-            </w:r>
-            <w:r>
-              <w:t xml:space="preserve">,</w:t>
-            </w:r>
-            <w:r>
-              <w:t xml:space="preserve"> </w:t>
-            </w:r>
-            <w:r>
-              <w:rPr>
-                <w:rStyle w:val="VerbatimChar"/>
-              </w:rPr>
-              <w:t xml:space="preserve">voice_calls_total</w:t>
-            </w:r>
-            <w:r>
-              <w:t xml:space="preserve">,</w:t>
-            </w:r>
-            <w:r>
-              <w:t xml:space="preserve"> </w:t>
-            </w:r>
-            <w:r>
-              <w:rPr>
-                <w:rStyle w:val="VerbatimChar"/>
-              </w:rPr>
-              <w:t xml:space="preserve">quotes_total</w:t>
-            </w:r>
-            <w:r>
-              <w:t xml:space="preserve">,</w:t>
-            </w:r>
-            <w:r>
-              <w:t xml:space="preserve"> </w:t>
-            </w:r>
-            <w:r>
-              <w:rPr>
-                <w:rStyle w:val="VerbatimChar"/>
-              </w:rPr>
-              <w:t xml:space="preserve">orders_completed_total</w:t>
-            </w:r>
-            <w:r>
-              <w:t xml:space="preserve">,</w:t>
-            </w:r>
-            <w:r>
-              <w:t xml:space="preserve"> </w:t>
-            </w:r>
-            <w:r>
-              <w:rPr>
-                <w:rStyle w:val="VerbatimChar"/>
-              </w:rPr>
-              <w:t xml:space="preserve">process_resident_memory_bytes</w:t>
-            </w:r>
-            <w:r>
-              <w:t xml:space="preserve">,</w:t>
-            </w:r>
-            <w:r>
-              <w:t xml:space="preserve"> </w:t>
-            </w:r>
-            <w:r>
-              <w:rPr>
-                <w:rStyle w:val="VerbatimChar"/>
-              </w:rPr>
-              <w:t xml:space="preserve">process_uptime_seconds</w:t>
+              <w:rPr>
+                <w:sz w:val="18"/>
+              </w:rPr>
+              <w:t xml:space="preserve"> </w:t>
+            </w:r>
+            <w:r>
+              <w:rPr>
+                <w:rStyle w:val="VerbatimChar"/>
+                <w:sz w:val="18"/>
+              </w:rPr>
+              <w:t xml:space="preserve">sms</w:t>
+            </w:r>
+            <w:r>
+              <w:rPr>
+                <w:sz w:val="18"/>
+              </w:rPr>
+              <w:t xml:space="preserve">: 5 failed calls → open 30 s; 5 s timeout, 2 retries (voice-ai 30 s, no retries)</w:t>
             </w:r>
           </w:p>
         </w:tc>
       </w:tr>
       <w:tr>
         <w:tc>
-          <w:tcPr/>
-          <w:p>
-            <w:pPr>
-              <w:pStyle w:val="Compact"/>
-              <w:jc w:val="left"/>
-            </w:pPr>
-            <w:r>
-              <w:t xml:space="preserve">Shutdown</w:t>
-            </w:r>
-          </w:p>
-        </w:tc>
-        <w:tc>
-          <w:tcPr/>
-          <w:p>
-            <w:pPr>
-              <w:pStyle w:val="Compact"/>
-              <w:jc w:val="left"/>
-            </w:pPr>
-            <w:r>
-              <w:rPr>
-                <w:rStyle w:val="VerbatimChar"/>
-              </w:rPr>
-              <w:t xml:space="preserve">SIGTERM</w:t>
-            </w:r>
-            <w:r>
-              <w:t xml:space="preserve"> </w:t>
-            </w:r>
-            <w:r>
-              <w:t xml:space="preserve">→ readiness false → drain → exit ≤ 25 s</w:t>
+          <w:tcPr>
+            <w:noWrap/>
+          </w:tcPr>
+          <w:p>
+            <w:pPr>
+              <w:pStyle w:val="Compact"/>
+              <w:spacing w:before="20" w:after="20"/>
+              <w:jc w:val="left"/>
+            </w:pPr>
+            <w:r>
+              <w:rPr>
+                <w:sz w:val="18"/>
+              </w:rPr>
+              <w:t xml:space="preserve">Outbox</w:t>
+            </w:r>
+          </w:p>
+        </w:tc>
+        <w:tc>
+          <w:tcPr/>
+          <w:p>
+            <w:pPr>
+              <w:pStyle w:val="Compact"/>
+              <w:spacing w:before="20" w:after="20"/>
+              <w:jc w:val="left"/>
+            </w:pPr>
+            <w:r>
+              <w:rPr>
+                <w:rStyle w:val="VerbatimChar"/>
+                <w:sz w:val="18"/>
+              </w:rPr>
+              <w:t xml:space="preserve">domain_events</w:t>
+            </w:r>
+            <w:r>
+              <w:rPr>
+                <w:sz w:val="18"/>
+              </w:rPr>
+              <w:t xml:space="preserve"> </w:t>
+            </w:r>
+            <w:r>
+              <w:rPr>
+                <w:rStyle w:val="VerbatimChar"/>
+                <w:sz w:val="18"/>
+              </w:rPr>
+              <w:t xml:space="preserve">pending → processing → done</w:t>
+            </w:r>
+            <w:r>
+              <w:rPr>
+                <w:sz w:val="18"/>
+              </w:rPr>
+              <w:t xml:space="preserve">; 5 attempts →</w:t>
+            </w:r>
+            <w:r>
+              <w:rPr>
+                <w:sz w:val="18"/>
+              </w:rPr>
+              <w:t xml:space="preserve"> </w:t>
+            </w:r>
+            <w:r>
+              <w:rPr>
+                <w:rStyle w:val="VerbatimChar"/>
+                <w:sz w:val="18"/>
+              </w:rPr>
+              <w:t xml:space="preserve">dead_letter</w:t>
+            </w:r>
+            <w:r>
+              <w:rPr>
+                <w:sz w:val="18"/>
+              </w:rPr>
+              <w:t xml:space="preserve">; PostgreSQL re-claims</w:t>
+            </w:r>
+            <w:r>
+              <w:rPr>
+                <w:sz w:val="18"/>
+              </w:rPr>
+              <w:t xml:space="preserve"> </w:t>
+            </w:r>
+            <w:r>
+              <w:rPr>
+                <w:rStyle w:val="VerbatimChar"/>
+                <w:sz w:val="18"/>
+              </w:rPr>
+              <w:t xml:space="preserve">processing</w:t>
+            </w:r>
+            <w:r>
+              <w:rPr>
+                <w:sz w:val="18"/>
+              </w:rPr>
+              <w:t xml:space="preserve"> </w:t>
+            </w:r>
+            <w:r>
+              <w:rPr>
+                <w:sz w:val="18"/>
+              </w:rPr>
+              <w:t xml:space="preserve">after 5 min</w:t>
             </w:r>
           </w:p>
         </w:tc>
       </w:tr>
       <w:tr>
         <w:tc>
-          <w:tcPr/>
-          <w:p>
-            <w:pPr>
-              <w:pStyle w:val="Compact"/>
-              <w:jc w:val="left"/>
-            </w:pPr>
-            <w:r>
+          <w:tcPr>
+            <w:noWrap/>
+          </w:tcPr>
+          <w:p>
+            <w:pPr>
+              <w:pStyle w:val="Compact"/>
+              <w:spacing w:before="20" w:after="20"/>
+              <w:jc w:val="left"/>
+            </w:pPr>
+            <w:r>
+              <w:rPr>
+                <w:sz w:val="18"/>
+              </w:rPr>
+              <w:t xml:space="preserve">Metrics</w:t>
+            </w:r>
+          </w:p>
+        </w:tc>
+        <w:tc>
+          <w:tcPr/>
+          <w:p>
+            <w:pPr>
+              <w:pStyle w:val="Compact"/>
+              <w:spacing w:before="20" w:after="20"/>
+              <w:jc w:val="left"/>
+            </w:pPr>
+            <w:r>
+              <w:rPr>
+                <w:rStyle w:val="VerbatimChar"/>
+                <w:sz w:val="18"/>
+              </w:rPr>
+              <w:t xml:space="preserve">http_requests_total</w:t>
+            </w:r>
+            <w:r>
+              <w:rPr>
+                <w:sz w:val="18"/>
+              </w:rPr>
+              <w:t xml:space="preserve">,</w:t>
+            </w:r>
+            <w:r>
+              <w:rPr>
+                <w:sz w:val="18"/>
+              </w:rPr>
+              <w:t xml:space="preserve"> </w:t>
+            </w:r>
+            <w:r>
+              <w:rPr>
+                <w:rStyle w:val="VerbatimChar"/>
+                <w:sz w:val="18"/>
+              </w:rPr>
+              <w:t xml:space="preserve">http_request_duration_seconds</w:t>
+            </w:r>
+            <w:r>
+              <w:rPr>
+                <w:sz w:val="18"/>
+              </w:rPr>
+              <w:t xml:space="preserve">,</w:t>
+            </w:r>
+            <w:r>
+              <w:rPr>
+                <w:sz w:val="18"/>
+              </w:rPr>
+              <w:t xml:space="preserve"> </w:t>
+            </w:r>
+            <w:r>
+              <w:rPr>
+                <w:rStyle w:val="VerbatimChar"/>
+                <w:sz w:val="18"/>
+              </w:rPr>
+              <w:t xml:space="preserve">integration_calls_total</w:t>
+            </w:r>
+            <w:r>
+              <w:rPr>
+                <w:sz w:val="18"/>
+              </w:rPr>
+              <w:t xml:space="preserve">,</w:t>
+            </w:r>
+            <w:r>
+              <w:rPr>
+                <w:sz w:val="18"/>
+              </w:rPr>
+              <w:t xml:space="preserve"> </w:t>
+            </w:r>
+            <w:r>
+              <w:rPr>
+                <w:rStyle w:val="VerbatimChar"/>
+                <w:sz w:val="18"/>
+              </w:rPr>
+              <w:t xml:space="preserve">integration_short_circuit_total</w:t>
+            </w:r>
+            <w:r>
+              <w:rPr>
+                <w:sz w:val="18"/>
+              </w:rPr>
+              <w:t xml:space="preserve">,</w:t>
+            </w:r>
+            <w:r>
+              <w:rPr>
+                <w:sz w:val="18"/>
+              </w:rPr>
+              <w:t xml:space="preserve"> </w:t>
+            </w:r>
+            <w:r>
+              <w:rPr>
+                <w:rStyle w:val="VerbatimChar"/>
+                <w:sz w:val="18"/>
+              </w:rPr>
+              <w:t xml:space="preserve">events_published_total</w:t>
+            </w:r>
+            <w:r>
+              <w:rPr>
+                <w:sz w:val="18"/>
+              </w:rPr>
+              <w:t xml:space="preserve">,</w:t>
+            </w:r>
+            <w:r>
+              <w:rPr>
+                <w:sz w:val="18"/>
+              </w:rPr>
+              <w:t xml:space="preserve"> </w:t>
+            </w:r>
+            <w:r>
+              <w:rPr>
+                <w:rStyle w:val="VerbatimChar"/>
+                <w:sz w:val="18"/>
+              </w:rPr>
+              <w:t xml:space="preserve">events_processed_total</w:t>
+            </w:r>
+            <w:r>
+              <w:rPr>
+                <w:sz w:val="18"/>
+              </w:rPr>
+              <w:t xml:space="preserve">,</w:t>
+            </w:r>
+            <w:r>
+              <w:rPr>
+                <w:sz w:val="18"/>
+              </w:rPr>
+              <w:t xml:space="preserve"> </w:t>
+            </w:r>
+            <w:r>
+              <w:rPr>
+                <w:rStyle w:val="VerbatimChar"/>
+                <w:sz w:val="18"/>
+              </w:rPr>
+              <w:t xml:space="preserve">messages_total</w:t>
+            </w:r>
+            <w:r>
+              <w:rPr>
+                <w:sz w:val="18"/>
+              </w:rPr>
+              <w:t xml:space="preserve">,</w:t>
+            </w:r>
+            <w:r>
+              <w:rPr>
+                <w:sz w:val="18"/>
+              </w:rPr>
+              <w:t xml:space="preserve"> </w:t>
+            </w:r>
+            <w:r>
+              <w:rPr>
+                <w:rStyle w:val="VerbatimChar"/>
+                <w:sz w:val="18"/>
+              </w:rPr>
+              <w:t xml:space="preserve">voice_calls_total</w:t>
+            </w:r>
+            <w:r>
+              <w:rPr>
+                <w:sz w:val="18"/>
+              </w:rPr>
+              <w:t xml:space="preserve">,</w:t>
+            </w:r>
+            <w:r>
+              <w:rPr>
+                <w:sz w:val="18"/>
+              </w:rPr>
+              <w:t xml:space="preserve"> </w:t>
+            </w:r>
+            <w:r>
+              <w:rPr>
+                <w:rStyle w:val="VerbatimChar"/>
+                <w:sz w:val="18"/>
+              </w:rPr>
+              <w:t xml:space="preserve">quotes_total</w:t>
+            </w:r>
+            <w:r>
+              <w:rPr>
+                <w:sz w:val="18"/>
+              </w:rPr>
+              <w:t xml:space="preserve">,</w:t>
+            </w:r>
+            <w:r>
+              <w:rPr>
+                <w:sz w:val="18"/>
+              </w:rPr>
+              <w:t xml:space="preserve"> </w:t>
+            </w:r>
+            <w:r>
+              <w:rPr>
+                <w:rStyle w:val="VerbatimChar"/>
+                <w:sz w:val="18"/>
+              </w:rPr>
+              <w:t xml:space="preserve">orders_completed_total</w:t>
+            </w:r>
+            <w:r>
+              <w:rPr>
+                <w:sz w:val="18"/>
+              </w:rPr>
+              <w:t xml:space="preserve">,</w:t>
+            </w:r>
+            <w:r>
+              <w:rPr>
+                <w:sz w:val="18"/>
+              </w:rPr>
+              <w:t xml:space="preserve"> </w:t>
+            </w:r>
+            <w:r>
+              <w:rPr>
+                <w:rStyle w:val="VerbatimChar"/>
+                <w:sz w:val="18"/>
+              </w:rPr>
+              <w:t xml:space="preserve">orders_compensation_total</w:t>
+            </w:r>
+            <w:r>
+              <w:rPr>
+                <w:sz w:val="18"/>
+              </w:rPr>
+              <w:t xml:space="preserve">,</w:t>
+            </w:r>
+            <w:r>
+              <w:rPr>
+                <w:sz w:val="18"/>
+              </w:rPr>
+              <w:t xml:space="preserve"> </w:t>
+            </w:r>
+            <w:r>
+              <w:rPr>
+                <w:rStyle w:val="VerbatimChar"/>
+                <w:sz w:val="18"/>
+              </w:rPr>
+              <w:t xml:space="preserve">process_resident_memory_bytes</w:t>
+            </w:r>
+            <w:r>
+              <w:rPr>
+                <w:sz w:val="18"/>
+              </w:rPr>
+              <w:t xml:space="preserve">,</w:t>
+            </w:r>
+            <w:r>
+              <w:rPr>
+                <w:sz w:val="18"/>
+              </w:rPr>
+              <w:t xml:space="preserve"> </w:t>
+            </w:r>
+            <w:r>
+              <w:rPr>
+                <w:rStyle w:val="VerbatimChar"/>
+                <w:sz w:val="18"/>
+              </w:rPr>
+              <w:t xml:space="preserve">process_uptime_seconds</w:t>
+            </w:r>
+            <w:r>
+              <w:rPr>
+                <w:sz w:val="18"/>
+              </w:rPr>
+              <w:t xml:space="preserve">;</w:t>
+            </w:r>
+            <w:r>
+              <w:rPr>
+                <w:sz w:val="18"/>
+              </w:rPr>
+              <w:t xml:space="preserve"> </w:t>
+            </w:r>
+            <w:r>
+              <w:rPr>
+                <w:rStyle w:val="VerbatimChar"/>
+                <w:sz w:val="18"/>
+              </w:rPr>
+              <w:t xml:space="preserve">/metrics</w:t>
+            </w:r>
+            <w:r>
+              <w:rPr>
+                <w:sz w:val="18"/>
+              </w:rPr>
+              <w:t xml:space="preserve"> </w:t>
+            </w:r>
+            <w:r>
+              <w:rPr>
+                <w:sz w:val="18"/>
+              </w:rPr>
+              <w:t xml:space="preserve">requires a bearer token when</w:t>
+            </w:r>
+            <w:r>
+              <w:rPr>
+                <w:sz w:val="18"/>
+              </w:rPr>
+              <w:t xml:space="preserve"> </w:t>
+            </w:r>
+            <w:r>
+              <w:rPr>
+                <w:rStyle w:val="VerbatimChar"/>
+                <w:sz w:val="18"/>
+              </w:rPr>
+              <w:t xml:space="preserve">METRICS_TOKEN</w:t>
+            </w:r>
+            <w:r>
+              <w:rPr>
+                <w:sz w:val="18"/>
+              </w:rPr>
+              <w:t xml:space="preserve"> </w:t>
+            </w:r>
+            <w:r>
+              <w:rPr>
+                <w:sz w:val="18"/>
+              </w:rPr>
+              <w:t xml:space="preserve">is set</w:t>
+            </w:r>
+          </w:p>
+        </w:tc>
+      </w:tr>
+      <w:tr>
+        <w:tc>
+          <w:tcPr>
+            <w:noWrap/>
+          </w:tcPr>
+          <w:p>
+            <w:pPr>
+              <w:pStyle w:val="Compact"/>
+              <w:spacing w:before="20" w:after="20"/>
+              <w:jc w:val="left"/>
+            </w:pPr>
+            <w:r>
+              <w:rPr>
+                <w:sz w:val="18"/>
+              </w:rPr>
+              <w:t xml:space="preserve">Sales</w:t>
+            </w:r>
+          </w:p>
+        </w:tc>
+        <w:tc>
+          <w:tcPr/>
+          <w:p>
+            <w:pPr>
+              <w:pStyle w:val="Compact"/>
+              <w:spacing w:before="20" w:after="20"/>
+              <w:jc w:val="left"/>
+            </w:pPr>
+            <w:r>
+              <w:rPr>
+                <w:sz w:val="18"/>
+              </w:rPr>
+              <w:t xml:space="preserve">Staff never take payment: quotes are sent to the customer (</w:t>
+            </w:r>
+            <w:r>
+              <w:rPr>
+                <w:rStyle w:val="VerbatimChar"/>
+                <w:sz w:val="18"/>
+              </w:rPr>
+              <w:t xml:space="preserve">POST /api/quotes/:id/send</w:t>
+            </w:r>
+            <w:r>
+              <w:rPr>
+                <w:sz w:val="18"/>
+              </w:rPr>
+              <w:t xml:space="preserve">), who pays in the app. Failed issuance is compensated (orders</w:t>
+            </w:r>
+            <w:r>
+              <w:rPr>
+                <w:sz w:val="18"/>
+              </w:rPr>
+              <w:t xml:space="preserve"> </w:t>
+            </w:r>
+            <w:r>
+              <w:rPr>
+                <w:rStyle w:val="VerbatimChar"/>
+                <w:sz w:val="18"/>
+              </w:rPr>
+              <w:t xml:space="preserve">issuance_failed_refunded</w:t>
+            </w:r>
+            <w:r>
+              <w:rPr>
+                <w:sz w:val="18"/>
+              </w:rPr>
+              <w:t xml:space="preserve"> </w:t>
+            </w:r>
+            <w:r>
+              <w:rPr>
+                <w:sz w:val="18"/>
+              </w:rPr>
+              <w:t xml:space="preserve">or</w:t>
+            </w:r>
+            <w:r>
+              <w:rPr>
+                <w:sz w:val="18"/>
+              </w:rPr>
+              <w:t xml:space="preserve"> </w:t>
+            </w:r>
+            <w:r>
+              <w:rPr>
+                <w:rStyle w:val="VerbatimChar"/>
+                <w:sz w:val="18"/>
+              </w:rPr>
+              <w:t xml:space="preserve">compensation_failed</w:t>
+            </w:r>
+            <w:r>
+              <w:rPr>
+                <w:sz w:val="18"/>
+              </w:rPr>
+              <w:t xml:space="preserve">); replaying a failed attempt's</w:t>
+            </w:r>
+            <w:r>
+              <w:rPr>
+                <w:sz w:val="18"/>
+              </w:rPr>
+              <w:t xml:space="preserve"> </w:t>
+            </w:r>
+            <w:r>
+              <w:rPr>
+                <w:rStyle w:val="VerbatimChar"/>
+                <w:sz w:val="18"/>
+              </w:rPr>
+              <w:t xml:space="preserve">Idempotency-Key</w:t>
+            </w:r>
+            <w:r>
+              <w:rPr>
+                <w:sz w:val="18"/>
+              </w:rPr>
+              <w:t xml:space="preserve"> </w:t>
+            </w:r>
+            <w:r>
+              <w:rPr>
+                <w:sz w:val="18"/>
+              </w:rPr>
+              <w:t xml:space="preserve">returns 409</w:t>
+            </w:r>
+          </w:p>
+        </w:tc>
+      </w:tr>
+      <w:tr>
+        <w:tc>
+          <w:tcPr>
+            <w:noWrap/>
+          </w:tcPr>
+          <w:p>
+            <w:pPr>
+              <w:pStyle w:val="Compact"/>
+              <w:spacing w:before="20" w:after="20"/>
+              <w:jc w:val="left"/>
+            </w:pPr>
+            <w:r>
+              <w:rPr>
+                <w:sz w:val="18"/>
+              </w:rPr>
+              <w:t xml:space="preserve">Identity</w:t>
+            </w:r>
+          </w:p>
+        </w:tc>
+        <w:tc>
+          <w:tcPr/>
+          <w:p>
+            <w:pPr>
+              <w:pStyle w:val="Compact"/>
+              <w:spacing w:before="20" w:after="20"/>
+              <w:jc w:val="left"/>
+            </w:pPr>
+            <w:r>
+              <w:rPr>
+                <w:sz w:val="18"/>
+              </w:rPr>
+              <w:t xml:space="preserve">Privileged roles self-enrol TOTP at first sign-in; admins unlock or force MFA re-enrolment with</w:t>
+            </w:r>
+            <w:r>
+              <w:rPr>
+                <w:sz w:val="18"/>
+              </w:rPr>
+              <w:t xml:space="preserve"> </w:t>
+            </w:r>
+            <w:r>
+              <w:rPr>
+                <w:rStyle w:val="VerbatimChar"/>
+                <w:sz w:val="18"/>
+              </w:rPr>
+              <w:t xml:space="preserve">POST /api/users/:id/reset</w:t>
+            </w:r>
+          </w:p>
+        </w:tc>
+      </w:tr>
+      <w:tr>
+        <w:tc>
+          <w:tcPr>
+            <w:noWrap/>
+          </w:tcPr>
+          <w:p>
+            <w:pPr>
+              <w:pStyle w:val="Compact"/>
+              <w:spacing w:before="20" w:after="20"/>
+              <w:jc w:val="left"/>
+            </w:pPr>
+            <w:r>
+              <w:rPr>
+                <w:sz w:val="18"/>
+              </w:rPr>
+              <w:t xml:space="preserve">Shutdown</w:t>
+            </w:r>
+          </w:p>
+        </w:tc>
+        <w:tc>
+          <w:tcPr/>
+          <w:p>
+            <w:pPr>
+              <w:pStyle w:val="Compact"/>
+              <w:spacing w:before="20" w:after="20"/>
+              <w:jc w:val="left"/>
+            </w:pPr>
+            <w:r>
+              <w:rPr>
+                <w:rStyle w:val="VerbatimChar"/>
+                <w:sz w:val="18"/>
+              </w:rPr>
+              <w:t xml:space="preserve">SIGTERM</w:t>
+            </w:r>
+            <w:r>
+              <w:rPr>
+                <w:sz w:val="18"/>
+              </w:rPr>
+              <w:t xml:space="preserve"> </w:t>
+            </w:r>
+            <w:r>
+              <w:rPr>
+                <w:sz w:val="18"/>
+              </w:rPr>
+              <w:t xml:space="preserve">→ readiness false → drain → exit ≤ 25 s</w:t>
+            </w:r>
+          </w:p>
+        </w:tc>
+      </w:tr>
+      <w:tr>
+        <w:tc>
+          <w:tcPr/>
+          <w:p>
+            <w:pPr>
+              <w:pStyle w:val="Compact"/>
+              <w:spacing w:before="20" w:after="20"/>
+              <w:jc w:val="left"/>
+            </w:pPr>
+            <w:r>
+              <w:rPr>
+                <w:sz w:val="18"/>
+              </w:rPr>
               <w:t xml:space="preserve">Contact window</w:t>
             </w:r>
           </w:p>
@@ -1152,19 +2360,27 @@
           <w:p>
             <w:pPr>
               <w:pStyle w:val="Compact"/>
-              <w:jc w:val="left"/>
-            </w:pPr>
-            <w:r>
+              <w:spacing w:before="20" w:after="20"/>
+              <w:jc w:val="left"/>
+            </w:pPr>
+            <w:r>
+              <w:rPr>
+                <w:sz w:val="18"/>
+              </w:rPr>
               <w:t xml:space="preserve">Marketing only 08:00–20:00 ICT (</w:t>
             </w:r>
             <w:r>
               <w:rPr>
                 <w:rStyle w:val="VerbatimChar"/>
+                <w:sz w:val="18"/>
               </w:rPr>
               <w:t xml:space="preserve">contact_policy</w:t>
             </w:r>
             <w:r>
-              <w:t xml:space="preserve">); run journeys at 08:30 ICT = 01:30 UTC</w:t>
+              <w:rPr>
+                <w:sz w:val="18"/>
+              </w:rPr>
+              <w:t xml:space="preserve">); window-blocked touchpoints are deferred to the next in-window run</w:t>
             </w:r>
           </w:p>
         </w:tc>
@@ -1191,21 +2407,7 @@
         <w:t xml:space="preserve"> </w:t>
       </w:r>
       <w:r>
-        <w:t xml:space="preserve">are listed in the</w:t>
-      </w:r>
-      <w:r>
-        <w:t xml:space="preserve"> </w:t>
-      </w:r>
-      <w:hyperlink r:id="rId26">
-        <w:r>
-          <w:rPr>
-            <w:rStyle w:val="Hyperlink"/>
-          </w:rPr>
-          <w:t xml:space="preserve">test strategy, Appendix A</w:t>
-        </w:r>
-      </w:hyperlink>
-      <w:r>
-        <w:t xml:space="preserve">. Quality documents are indexed in</w:t>
+        <w:t xml:space="preserve">are listed in the Test Strategy, Appendix A (docs/quality/test-strategy.pdf). Quality documents are indexed in the</w:t>
       </w:r>
       <w:r>
         <w:t xml:space="preserve"> </w:t>
@@ -1215,7 +2417,7 @@
           <w:rPr>
             <w:rStyle w:val="Hyperlink"/>
           </w:rPr>
-          <w:t xml:space="preserve">../quality/README.md</w:t>
+          <w:t xml:space="preserve">Quality Engineering index</w:t>
         </w:r>
       </w:hyperlink>
       <w:r>
@@ -1231,13 +2433,13 @@
           <w:bCs/>
           <w:b/>
         </w:rPr>
-        <w:t xml:space="preserve">Sandbox vs production:</w:t>
+        <w:t xml:space="preserve">Sandbox and production.</w:t>
       </w:r>
       <w:r>
         <w:t xml:space="preserve"> </w:t>
       </w:r>
       <w:r>
-        <w:t xml:space="preserve">the repository's outbound adapters (VETC wallet, TASCO core, Zalo ZNS, SMS, push, voice) are sandboxes. Partner contacts, DR egress allow-lists, hosting regions and Zalo template IDs are placeholders until the interface agreements are signed and are tracked in the readiness checklist.</w:t>
+        <w:t xml:space="preserve">The repository's outbound adapters (VETC wallet, TASCO core, Zalo ZNS, SMS, push, voice) are sandboxes. Partner contacts, DR egress allow-lists, hosting regions and Zalo template IDs are placeholders until the interface agreements are signed, and are tracked in the readiness checklist.</w:t>
       </w:r>
     </w:p>
     <w:bookmarkEnd w:id="28"/>
@@ -1264,7 +2466,7 @@
     </w:pPr>
     <w:r>
       <w:rPr>
-        <w:rFonts w:ascii="Arial" w:hAnsi="Arial"/>
+        <w:rFonts w:ascii="Calibri" w:hAnsi="Calibri"/>
         <w:sz w:val="16"/>
       </w:rPr>
       <w:t xml:space="preserve">Prepared by iorta TechNXT · Confidential · Page </w:t>
@@ -1309,7 +2511,7 @@
     </w:pPr>
     <w:r>
       <w:rPr>
-        <w:rFonts w:ascii="Arial" w:hAnsi="Arial"/>
+        <w:rFonts w:ascii="Calibri" w:hAnsi="Calibri"/>
         <w:color w:val="213368"/>
         <w:sz w:val="16"/>
       </w:rPr>
@@ -1425,9 +2627,9 @@
     <w:name w:val="Normal"/>
     <w:qFormat/>
     <w:rPr>
-      <w:rFonts w:ascii="Arial" w:cs="Arial" w:eastAsia="Arial" w:hAnsi="Arial"/>
+      <w:rFonts w:ascii="Calibri" w:cs="Calibri" w:eastAsia="Calibri" w:hAnsi="Calibri"/>
       <w:color w:val="121A33"/>
-      <w:sz w:val="21"/>
+      <w:sz w:val="22"/>
     </w:rPr>
   </w:style>
   <w:style w:styleId="BodyText" w:type="paragraph">
@@ -1439,9 +2641,9 @@
     </w:pPr>
     <w:qFormat/>
     <w:rPr>
-      <w:rFonts w:ascii="Arial" w:cs="Arial" w:eastAsia="Arial" w:hAnsi="Arial"/>
+      <w:rFonts w:ascii="Calibri" w:cs="Calibri" w:eastAsia="Calibri" w:hAnsi="Calibri"/>
       <w:color w:val="121A33"/>
-      <w:sz w:val="21"/>
+      <w:sz w:val="22"/>
     </w:rPr>
   </w:style>
   <w:style w:customStyle="1" w:styleId="FirstParagraph" w:type="paragraph">
@@ -1450,9 +2652,9 @@
     <w:next w:val="BodyText"/>
     <w:qFormat/>
     <w:rPr>
-      <w:rFonts w:ascii="Arial" w:cs="Arial" w:eastAsia="Arial" w:hAnsi="Arial"/>
+      <w:rFonts w:ascii="Calibri" w:cs="Calibri" w:eastAsia="Calibri" w:hAnsi="Calibri"/>
       <w:color w:val="121A33"/>
-      <w:sz w:val="21"/>
+      <w:sz w:val="22"/>
     </w:rPr>
   </w:style>
   <w:style w:customStyle="1" w:styleId="Compact" w:type="paragraph">
@@ -1463,9 +2665,9 @@
       <w:spacing w:after="36" w:before="36"/>
     </w:pPr>
     <w:rPr>
-      <w:rFonts w:ascii="Arial" w:cs="Arial" w:eastAsia="Arial" w:hAnsi="Arial"/>
+      <w:rFonts w:ascii="Calibri" w:cs="Calibri" w:eastAsia="Calibri" w:hAnsi="Calibri"/>
       <w:color w:val="121A33"/>
-      <w:sz w:val="21"/>
+      <w:sz w:val="22"/>
     </w:rPr>
   </w:style>
   <w:style w:styleId="Title" w:type="paragraph">
@@ -1480,11 +2682,11 @@
       <w:jc w:val="center"/>
     </w:pPr>
     <w:rPr>
-      <w:rFonts w:ascii="Arial" w:asciiTheme="majorHAnsi" w:cs="Arial" w:cstheme="majorBidi" w:eastAsia="Arial" w:eastAsiaTheme="majorEastAsia" w:hAnsi="Arial" w:hAnsiTheme="majorHAnsi"/>
+      <w:rFonts w:ascii="Calibri" w:asciiTheme="majorHAnsi" w:cs="Calibri" w:cstheme="majorBidi" w:eastAsia="Calibri" w:eastAsiaTheme="majorEastAsia" w:hAnsi="Calibri" w:hAnsiTheme="majorHAnsi"/>
       <w:b/>
       <w:bCs/>
       <w:color w:val="213368"/>
-      <w:sz w:val="48"/>
+      <w:sz w:val="52"/>
       <w:szCs w:val="36"/>
     </w:rPr>
   </w:style>
@@ -1500,7 +2702,7 @@
       <w:jc w:val="center"/>
     </w:pPr>
     <w:rPr>
-      <w:rFonts w:ascii="Arial" w:cs="Arial" w:eastAsia="Arial" w:hAnsi="Arial"/>
+      <w:rFonts w:ascii="Calibri" w:cs="Calibri" w:eastAsia="Calibri" w:hAnsi="Calibri"/>
       <w:b w:val="0"/>
       <w:color w:val="0B6B66"/>
       <w:sz w:val="26"/>
@@ -1769,9 +2971,9 @@
       <w:ind w:firstLine="0" w:left="480" w:right="480"/>
     </w:pPr>
     <w:rPr>
-      <w:rFonts w:ascii="Arial" w:cs="Arial" w:eastAsia="Arial" w:hAnsi="Arial"/>
+      <w:rFonts w:ascii="Calibri" w:cs="Calibri" w:eastAsia="Calibri" w:hAnsi="Calibri"/>
       <w:color w:val="121A33"/>
-      <w:sz w:val="21"/>
+      <w:sz w:val="22"/>
     </w:rPr>
   </w:style>
   <w:style w:styleId="FootnoteText" w:type="paragraph">
@@ -1794,7 +2996,7 @@
     <w:unhideWhenUsed/>
     <w:qFormat/>
     <w:rPr>
-      <w:rFonts w:ascii="Arial" w:cs="Arial" w:eastAsia="Arial" w:hAnsi="Arial"/>
+      <w:rFonts w:ascii="Calibri" w:cs="Calibri" w:eastAsia="Calibri" w:hAnsi="Calibri"/>
       <w:sz w:val="18"/>
     </w:rPr>
     <w:tblPr>
@@ -1890,7 +3092,8 @@
     <w:basedOn w:val="BodyTextChar"/>
     <w:rPr>
       <w:rFonts w:ascii="Consolas" w:cs="Consolas" w:eastAsia="Consolas" w:hAnsi="Consolas"/>
-      <w:sz w:val="17"/>
+      <w:color w:val="2A3A6E"/>
+      <w:sz w:val="18"/>
     </w:rPr>
   </w:style>
   <w:style w:customStyle="1" w:styleId="SectionNumber" w:type="character">
